--- a/Звіт_Практична_робота_4_wishlist-app_Демура_Євгеній_ІП-52.docx
+++ b/Звіт_Практична_робота_4_wishlist-app_Демура_Євгеній_ІП-52.docx
@@ -257,23 +257,7 @@
         <w:t>«</w:t>
       </w:r>
       <w:r>
-        <w:t xml:space="preserve">Адаптивна верстка: CSS </w:t>
-      </w:r>
-      <w:proofErr w:type="spellStart"/>
-      <w:r>
-        <w:t>Grid</w:t>
-      </w:r>
-      <w:proofErr w:type="spellEnd"/>
-      <w:r>
-        <w:t>/</w:t>
-      </w:r>
-      <w:proofErr w:type="spellStart"/>
-      <w:r>
-        <w:t>Flexbox</w:t>
-      </w:r>
-      <w:proofErr w:type="spellEnd"/>
-      <w:r>
-        <w:t>, медіа-запити</w:t>
+        <w:t>Адаптивна верстка: CSS Grid/Flexbox, медіа-запити</w:t>
       </w:r>
       <w:r>
         <w:rPr>
@@ -423,13 +407,8 @@
         </w:rPr>
         <w:t xml:space="preserve">Перевірив: </w:t>
       </w:r>
-      <w:proofErr w:type="spellStart"/>
-      <w:r>
-        <w:t>Ковтунець</w:t>
-      </w:r>
-      <w:proofErr w:type="spellEnd"/>
-      <w:r>
-        <w:t xml:space="preserve"> О.В.</w:t>
+      <w:r>
+        <w:t>Ковтунець О.В.</w:t>
       </w:r>
     </w:p>
     <w:p>
@@ -535,47 +514,11 @@
           <w:bCs/>
         </w:rPr>
       </w:pPr>
-      <w:proofErr w:type="spellStart"/>
       <w:r>
         <w:rPr>
           <w:bCs/>
         </w:rPr>
-        <w:t>Flexbox</w:t>
-      </w:r>
-      <w:proofErr w:type="spellEnd"/>
-      <w:r>
-        <w:rPr>
-          <w:bCs/>
-        </w:rPr>
-        <w:t xml:space="preserve"> і CSS </w:t>
-      </w:r>
-      <w:proofErr w:type="spellStart"/>
-      <w:r>
-        <w:rPr>
-          <w:bCs/>
-        </w:rPr>
-        <w:t>Grid</w:t>
-      </w:r>
-      <w:proofErr w:type="spellEnd"/>
-      <w:r>
-        <w:rPr>
-          <w:bCs/>
-        </w:rPr>
-        <w:t xml:space="preserve"> - і додати медіа-запити для трьох типових </w:t>
-      </w:r>
-      <w:proofErr w:type="spellStart"/>
-      <w:r>
-        <w:rPr>
-          <w:bCs/>
-        </w:rPr>
-        <w:t>breakpoint'ів</w:t>
-      </w:r>
-      <w:proofErr w:type="spellEnd"/>
-      <w:r>
-        <w:rPr>
-          <w:bCs/>
-        </w:rPr>
-        <w:t xml:space="preserve"> (мобільний, планшет,</w:t>
+        <w:t>Flexbox і CSS Grid - і додати медіа-запити для трьох типових breakpoint'ів (мобільний, планшет,</w:t>
       </w:r>
     </w:p>
     <w:p>
@@ -592,21 +535,7 @@
         <w:rPr>
           <w:bCs/>
         </w:rPr>
-        <w:t xml:space="preserve">десктоп), щоб сторінка </w:t>
-      </w:r>
-      <w:proofErr w:type="spellStart"/>
-      <w:r>
-        <w:rPr>
-          <w:bCs/>
-        </w:rPr>
-        <w:t>коректно</w:t>
-      </w:r>
-      <w:proofErr w:type="spellEnd"/>
-      <w:r>
-        <w:rPr>
-          <w:bCs/>
-        </w:rPr>
-        <w:t xml:space="preserve"> й зручно виглядала на екранах різної ширини.</w:t>
+        <w:t>десктоп), щоб сторінка коректно й зручно виглядала на екранах різної ширини.</w:t>
       </w:r>
     </w:p>
     <w:p>
@@ -712,21 +641,7 @@
               <w:rPr>
                 <w:sz w:val="28"/>
               </w:rPr>
-              <w:t>(</w:t>
-            </w:r>
-            <w:proofErr w:type="spellStart"/>
-            <w:r>
-              <w:rPr>
-                <w:sz w:val="28"/>
-              </w:rPr>
-              <w:t>wishlist</w:t>
-            </w:r>
-            <w:proofErr w:type="spellEnd"/>
-            <w:r>
-              <w:rPr>
-                <w:sz w:val="28"/>
-              </w:rPr>
-              <w:t>)</w:t>
+              <w:t>(wishlist)</w:t>
             </w:r>
           </w:p>
         </w:tc>
@@ -743,53 +658,12 @@
                 <w:lang w:val="ru-RU"/>
               </w:rPr>
             </w:pPr>
-            <w:proofErr w:type="spellStart"/>
             <w:r>
               <w:rPr>
                 <w:sz w:val="28"/>
                 <w:lang w:val="ru-RU"/>
               </w:rPr>
-              <w:t>Мобільний</w:t>
-            </w:r>
-            <w:proofErr w:type="spellEnd"/>
-            <w:r>
-              <w:rPr>
-                <w:sz w:val="28"/>
-                <w:lang w:val="ru-RU"/>
-              </w:rPr>
-              <w:t xml:space="preserve">: </w:t>
-            </w:r>
-            <w:proofErr w:type="spellStart"/>
-            <w:r>
-              <w:rPr>
-                <w:sz w:val="28"/>
-                <w:lang w:val="ru-RU"/>
-              </w:rPr>
-              <w:t>картки</w:t>
-            </w:r>
-            <w:proofErr w:type="spellEnd"/>
-            <w:r>
-              <w:rPr>
-                <w:sz w:val="28"/>
-                <w:lang w:val="ru-RU"/>
-              </w:rPr>
-              <w:t xml:space="preserve"> </w:t>
-            </w:r>
-            <w:proofErr w:type="spellStart"/>
-            <w:r>
-              <w:rPr>
-                <w:sz w:val="28"/>
-                <w:lang w:val="ru-RU"/>
-              </w:rPr>
-              <w:t>бажань</w:t>
-            </w:r>
-            <w:proofErr w:type="spellEnd"/>
-            <w:r>
-              <w:rPr>
-                <w:sz w:val="28"/>
-                <w:lang w:val="ru-RU"/>
-              </w:rPr>
-              <w:t xml:space="preserve"> - 1 колонка, </w:t>
+              <w:t xml:space="preserve">Мобільний: картки бажань - 1 колонка, </w:t>
             </w:r>
             <w:r>
               <w:rPr>
@@ -803,23 +677,7 @@
                 <w:sz w:val="28"/>
                 <w:lang w:val="ru-RU"/>
               </w:rPr>
-              <w:t xml:space="preserve"> «Сума» </w:t>
-            </w:r>
-            <w:proofErr w:type="spellStart"/>
-            <w:r>
-              <w:rPr>
-                <w:sz w:val="28"/>
-                <w:lang w:val="ru-RU"/>
-              </w:rPr>
-              <w:t>під</w:t>
-            </w:r>
-            <w:proofErr w:type="spellEnd"/>
-            <w:r>
-              <w:rPr>
-                <w:sz w:val="28"/>
-                <w:lang w:val="ru-RU"/>
-              </w:rPr>
-              <w:t xml:space="preserve"> </w:t>
+              <w:t xml:space="preserve"> «Сума» під </w:t>
             </w:r>
             <w:r>
               <w:rPr>
@@ -833,74 +691,7 @@
                 <w:sz w:val="28"/>
                 <w:lang w:val="ru-RU"/>
               </w:rPr>
-              <w:t xml:space="preserve"> (</w:t>
-            </w:r>
-            <w:proofErr w:type="spellStart"/>
-            <w:r>
-              <w:rPr>
-                <w:sz w:val="28"/>
-                <w:lang w:val="ru-RU"/>
-              </w:rPr>
-              <w:t>або</w:t>
-            </w:r>
-            <w:proofErr w:type="spellEnd"/>
-          </w:p>
-          <w:p>
-            <w:pPr>
-              <w:pStyle w:val="TableParagraph"/>
-              <w:spacing w:line="322" w:lineRule="exact"/>
-              <w:rPr>
-                <w:sz w:val="28"/>
-                <w:lang w:val="ru-RU"/>
-              </w:rPr>
-            </w:pPr>
-            <w:proofErr w:type="spellStart"/>
-            <w:r>
-              <w:rPr>
-                <w:sz w:val="28"/>
-                <w:lang w:val="ru-RU"/>
-              </w:rPr>
-              <w:t>зверху</w:t>
-            </w:r>
-            <w:proofErr w:type="spellEnd"/>
-            <w:r>
-              <w:rPr>
-                <w:sz w:val="28"/>
-                <w:lang w:val="ru-RU"/>
-              </w:rPr>
-              <w:t xml:space="preserve"> як плашка). Планшет: </w:t>
-            </w:r>
-            <w:proofErr w:type="spellStart"/>
-            <w:r>
-              <w:rPr>
-                <w:sz w:val="28"/>
-                <w:lang w:val="ru-RU"/>
-              </w:rPr>
-              <w:t>картки</w:t>
-            </w:r>
-            <w:proofErr w:type="spellEnd"/>
-            <w:r>
-              <w:rPr>
-                <w:sz w:val="28"/>
-                <w:lang w:val="ru-RU"/>
-              </w:rPr>
-              <w:t xml:space="preserve"> </w:t>
-            </w:r>
-            <w:proofErr w:type="spellStart"/>
-            <w:r>
-              <w:rPr>
-                <w:sz w:val="28"/>
-                <w:lang w:val="ru-RU"/>
-              </w:rPr>
-              <w:t>бажань</w:t>
-            </w:r>
-            <w:proofErr w:type="spellEnd"/>
-            <w:r>
-              <w:rPr>
-                <w:sz w:val="28"/>
-                <w:lang w:val="ru-RU"/>
-              </w:rPr>
-              <w:t xml:space="preserve"> - 2 колонки. Десктоп:</w:t>
+              <w:t xml:space="preserve"> (або</w:t>
             </w:r>
           </w:p>
           <w:p>
@@ -912,37 +703,29 @@
                 <w:lang w:val="ru-RU"/>
               </w:rPr>
             </w:pPr>
-            <w:proofErr w:type="spellStart"/>
             <w:r>
               <w:rPr>
                 <w:sz w:val="28"/>
                 <w:lang w:val="ru-RU"/>
               </w:rPr>
-              <w:t>картки</w:t>
+              <w:t>зверху як плашка). Планшет: картки бажань - 2 колонки. Десктоп:</w:t>
             </w:r>
-            <w:proofErr w:type="spellEnd"/>
+          </w:p>
+          <w:p>
+            <w:pPr>
+              <w:pStyle w:val="TableParagraph"/>
+              <w:spacing w:line="322" w:lineRule="exact"/>
+              <w:rPr>
+                <w:sz w:val="28"/>
+                <w:lang w:val="ru-RU"/>
+              </w:rPr>
+            </w:pPr>
             <w:r>
               <w:rPr>
                 <w:sz w:val="28"/>
                 <w:lang w:val="ru-RU"/>
               </w:rPr>
-              <w:t xml:space="preserve"> </w:t>
-            </w:r>
-            <w:proofErr w:type="spellStart"/>
-            <w:r>
-              <w:rPr>
-                <w:sz w:val="28"/>
-                <w:lang w:val="ru-RU"/>
-              </w:rPr>
-              <w:t>бажань</w:t>
-            </w:r>
-            <w:proofErr w:type="spellEnd"/>
-            <w:r>
-              <w:rPr>
-                <w:sz w:val="28"/>
-                <w:lang w:val="ru-RU"/>
-              </w:rPr>
-              <w:t xml:space="preserve"> - 3 колонки; </w:t>
+              <w:t xml:space="preserve">картки бажань - 3 колонки; </w:t>
             </w:r>
             <w:r>
               <w:rPr>
@@ -956,39 +739,7 @@
                 <w:sz w:val="28"/>
                 <w:lang w:val="ru-RU"/>
               </w:rPr>
-              <w:t xml:space="preserve"> «Сума» </w:t>
-            </w:r>
-            <w:proofErr w:type="spellStart"/>
-            <w:r>
-              <w:rPr>
-                <w:sz w:val="28"/>
-                <w:lang w:val="ru-RU"/>
-              </w:rPr>
-              <w:t>закріплений</w:t>
-            </w:r>
-            <w:proofErr w:type="spellEnd"/>
-            <w:r>
-              <w:rPr>
-                <w:sz w:val="28"/>
-                <w:lang w:val="ru-RU"/>
-              </w:rPr>
-              <w:t xml:space="preserve"> </w:t>
-            </w:r>
-            <w:proofErr w:type="spellStart"/>
-            <w:r>
-              <w:rPr>
-                <w:sz w:val="28"/>
-                <w:lang w:val="ru-RU"/>
-              </w:rPr>
-              <w:t>поруч</w:t>
-            </w:r>
-            <w:proofErr w:type="spellEnd"/>
-            <w:r>
-              <w:rPr>
-                <w:sz w:val="28"/>
-                <w:lang w:val="ru-RU"/>
-              </w:rPr>
-              <w:t xml:space="preserve"> через</w:t>
+              <w:t xml:space="preserve"> «Сума» закріплений поруч через</w:t>
             </w:r>
           </w:p>
           <w:p>
@@ -1217,93 +968,175 @@
         <w:ind w:firstLine="645"/>
         <w:rPr>
           <w:spacing w:val="-2"/>
+        </w:rPr>
+      </w:pPr>
+      <w:r>
+        <w:rPr>
+          <w:spacing w:val="-2"/>
+        </w:rPr>
+        <w:lastRenderedPageBreak/>
+        <w:t xml:space="preserve">Крок 1. Перевірити </w:t>
+      </w:r>
+      <w:r>
+        <w:rPr>
+          <w:spacing w:val="-2"/>
           <w:lang w:val="en-US"/>
         </w:rPr>
-      </w:pPr>
-      <w:proofErr w:type="spellStart"/>
+        <w:t>viewport</w:t>
+      </w:r>
+    </w:p>
+    <w:p>
+      <w:pPr>
+        <w:pStyle w:val="a3"/>
+        <w:ind w:firstLine="645"/>
+        <w:rPr>
+          <w:spacing w:val="-2"/>
+        </w:rPr>
+      </w:pPr>
+    </w:p>
+    <w:p>
+      <w:pPr>
+        <w:pStyle w:val="a3"/>
+        <w:ind w:firstLine="645"/>
+        <w:rPr>
+          <w:spacing w:val="-2"/>
+        </w:rPr>
+      </w:pPr>
+      <w:r>
+        <w:rPr>
+          <w:spacing w:val="-2"/>
+        </w:rPr>
+        <w:t xml:space="preserve">Переконайтеся, що в </w:t>
+      </w:r>
       <w:r>
         <w:rPr>
           <w:spacing w:val="-2"/>
           <w:lang w:val="en-US"/>
         </w:rPr>
-        <w:lastRenderedPageBreak/>
-        <w:t>Крок</w:t>
-      </w:r>
-      <w:proofErr w:type="spellEnd"/>
+        <w:t>head</w:t>
+      </w:r>
+      <w:r>
+        <w:rPr>
+          <w:spacing w:val="-2"/>
+        </w:rPr>
+        <w:t xml:space="preserve"> </w:t>
+      </w:r>
       <w:r>
         <w:rPr>
           <w:spacing w:val="-2"/>
           <w:lang w:val="en-US"/>
         </w:rPr>
-        <w:t xml:space="preserve"> 1. </w:t>
-      </w:r>
-      <w:proofErr w:type="spellStart"/>
+        <w:t>index</w:t>
+      </w:r>
+      <w:r>
+        <w:rPr>
+          <w:spacing w:val="-2"/>
+        </w:rPr>
+        <w:t>.</w:t>
+      </w:r>
       <w:r>
         <w:rPr>
           <w:spacing w:val="-2"/>
           <w:lang w:val="en-US"/>
         </w:rPr>
-        <w:t>Перевірити</w:t>
-      </w:r>
-      <w:proofErr w:type="spellEnd"/>
+        <w:t>html</w:t>
+      </w:r>
+      <w:r>
+        <w:rPr>
+          <w:spacing w:val="-2"/>
+        </w:rPr>
+        <w:t xml:space="preserve"> є &lt;</w:t>
+      </w:r>
       <w:r>
         <w:rPr>
           <w:spacing w:val="-2"/>
           <w:lang w:val="en-US"/>
         </w:rPr>
-        <w:t xml:space="preserve"> viewport</w:t>
-      </w:r>
-    </w:p>
-    <w:p>
-      <w:pPr>
-        <w:pStyle w:val="a3"/>
-        <w:ind w:firstLine="645"/>
+        <w:t>meta</w:t>
+      </w:r>
+      <w:r>
+        <w:rPr>
+          <w:spacing w:val="-2"/>
+        </w:rPr>
+        <w:t xml:space="preserve"> </w:t>
+      </w:r>
+      <w:r>
         <w:rPr>
           <w:spacing w:val="-2"/>
           <w:lang w:val="en-US"/>
         </w:rPr>
-      </w:pPr>
-    </w:p>
-    <w:p>
-      <w:pPr>
-        <w:pStyle w:val="a3"/>
-        <w:ind w:firstLine="645"/>
+        <w:t>name</w:t>
+      </w:r>
+      <w:r>
+        <w:rPr>
+          <w:spacing w:val="-2"/>
+        </w:rPr>
+        <w:t>="</w:t>
+      </w:r>
+      <w:r>
         <w:rPr>
           <w:spacing w:val="-2"/>
           <w:lang w:val="en-US"/>
         </w:rPr>
-      </w:pPr>
-      <w:proofErr w:type="spellStart"/>
+        <w:t>viewport</w:t>
+      </w:r>
+      <w:r>
+        <w:rPr>
+          <w:spacing w:val="-2"/>
+        </w:rPr>
+        <w:t xml:space="preserve">" </w:t>
+      </w:r>
       <w:r>
         <w:rPr>
           <w:spacing w:val="-2"/>
           <w:lang w:val="en-US"/>
         </w:rPr>
-        <w:t>Переконайтеся</w:t>
-      </w:r>
-      <w:proofErr w:type="spellEnd"/>
+        <w:t>content</w:t>
+      </w:r>
+      <w:r>
+        <w:rPr>
+          <w:spacing w:val="-2"/>
+        </w:rPr>
+        <w:t>="</w:t>
+      </w:r>
       <w:r>
         <w:rPr>
           <w:spacing w:val="-2"/>
           <w:lang w:val="en-US"/>
         </w:rPr>
-        <w:t xml:space="preserve">, </w:t>
-      </w:r>
-      <w:proofErr w:type="spellStart"/>
+        <w:t>width</w:t>
+      </w:r>
+      <w:r>
+        <w:rPr>
+          <w:spacing w:val="-2"/>
+        </w:rPr>
+        <w:t>=</w:t>
+      </w:r>
       <w:r>
         <w:rPr>
           <w:spacing w:val="-2"/>
           <w:lang w:val="en-US"/>
         </w:rPr>
-        <w:t>що</w:t>
-      </w:r>
-      <w:proofErr w:type="spellEnd"/>
+        <w:t>device</w:t>
+      </w:r>
+      <w:r>
+        <w:rPr>
+          <w:spacing w:val="-2"/>
+        </w:rPr>
+        <w:t>-</w:t>
+      </w:r>
       <w:r>
         <w:rPr>
           <w:spacing w:val="-2"/>
           <w:lang w:val="en-US"/>
         </w:rPr>
-        <w:t xml:space="preserve"> в head index.html є &lt;meta name="viewport" content="width=device-width,</w:t>
+        <w:t>width</w:t>
+      </w:r>
+      <w:r>
+        <w:rPr>
+          <w:spacing w:val="-2"/>
+        </w:rPr>
+        <w:t>,</w:t>
       </w:r>
     </w:p>
     <w:p>
@@ -1334,6 +1167,7 @@
       </w:pPr>
       <w:r>
         <w:rPr>
+          <w:noProof/>
           <w:spacing w:val="-2"/>
           <w:lang w:val="ru-RU"/>
         </w:rPr>
@@ -1428,80 +1262,83 @@
         <w:ind w:firstLine="645"/>
         <w:rPr>
           <w:spacing w:val="-2"/>
+          <w:lang w:val="ru-RU"/>
+        </w:rPr>
+      </w:pPr>
+      <w:r>
+        <w:rPr>
+          <w:spacing w:val="-2"/>
+          <w:lang w:val="ru-RU"/>
+        </w:rPr>
+        <w:t xml:space="preserve">Крок 2. Перевести навігацію на </w:t>
+      </w:r>
+      <w:r>
+        <w:rPr>
+          <w:spacing w:val="-2"/>
           <w:lang w:val="en-US"/>
         </w:rPr>
-      </w:pPr>
-      <w:r>
-        <w:rPr>
-          <w:spacing w:val="-2"/>
-          <w:lang w:val="ru-RU"/>
-        </w:rPr>
-        <w:t xml:space="preserve">Крок 2. Перевести </w:t>
-      </w:r>
-      <w:proofErr w:type="spellStart"/>
-      <w:r>
-        <w:rPr>
-          <w:spacing w:val="-2"/>
-          <w:lang w:val="ru-RU"/>
-        </w:rPr>
-        <w:t>навігацію</w:t>
-      </w:r>
-      <w:proofErr w:type="spellEnd"/>
-      <w:r>
-        <w:rPr>
-          <w:spacing w:val="-2"/>
-          <w:lang w:val="ru-RU"/>
-        </w:rPr>
-        <w:t xml:space="preserve"> на </w:t>
+        <w:t>Flexbox</w:t>
+      </w:r>
+    </w:p>
+    <w:p>
+      <w:pPr>
+        <w:pStyle w:val="a3"/>
+        <w:ind w:firstLine="645"/>
+        <w:rPr>
+          <w:spacing w:val="-2"/>
+          <w:lang w:val="ru-RU"/>
+        </w:rPr>
+      </w:pPr>
+    </w:p>
+    <w:p>
+      <w:pPr>
+        <w:pStyle w:val="a3"/>
+        <w:ind w:firstLine="645"/>
+        <w:rPr>
+          <w:spacing w:val="-2"/>
+          <w:lang w:val="ru-RU"/>
+        </w:rPr>
+      </w:pPr>
+      <w:r>
+        <w:rPr>
+          <w:spacing w:val="-2"/>
+          <w:lang w:val="ru-RU"/>
+        </w:rPr>
+        <w:t xml:space="preserve">Зробіть контейнер </w:t>
       </w:r>
       <w:r>
         <w:rPr>
           <w:spacing w:val="-2"/>
           <w:lang w:val="en-US"/>
         </w:rPr>
-        <w:t>Flexbox</w:t>
-      </w:r>
-    </w:p>
-    <w:p>
-      <w:pPr>
-        <w:pStyle w:val="a3"/>
-        <w:ind w:firstLine="645"/>
-        <w:rPr>
-          <w:spacing w:val="-2"/>
-          <w:lang w:val="ru-RU"/>
-        </w:rPr>
-      </w:pPr>
-    </w:p>
-    <w:p>
-      <w:pPr>
-        <w:pStyle w:val="a3"/>
-        <w:ind w:firstLine="645"/>
-        <w:rPr>
-          <w:spacing w:val="-2"/>
-          <w:lang w:val="ru-RU"/>
-        </w:rPr>
-      </w:pPr>
-      <w:proofErr w:type="spellStart"/>
-      <w:r>
-        <w:rPr>
-          <w:spacing w:val="-2"/>
-          <w:lang w:val="ru-RU"/>
-        </w:rPr>
-        <w:t>Зробіть</w:t>
-      </w:r>
-      <w:proofErr w:type="spellEnd"/>
-      <w:r>
-        <w:rPr>
-          <w:spacing w:val="-2"/>
-          <w:lang w:val="ru-RU"/>
-        </w:rPr>
-        <w:t xml:space="preserve"> контейнер </w:t>
+        <w:t>header</w:t>
+      </w:r>
+      <w:r>
+        <w:rPr>
+          <w:spacing w:val="-2"/>
+          <w:lang w:val="ru-RU"/>
+        </w:rPr>
+        <w:t xml:space="preserve"> (чи окремий .</w:t>
       </w:r>
       <w:r>
         <w:rPr>
           <w:spacing w:val="-2"/>
           <w:lang w:val="en-US"/>
         </w:rPr>
+        <w:t>site</w:t>
+      </w:r>
+      <w:r>
+        <w:rPr>
+          <w:spacing w:val="-2"/>
+          <w:lang w:val="ru-RU"/>
+        </w:rPr>
+        <w:t>-</w:t>
+      </w:r>
+      <w:r>
+        <w:rPr>
+          <w:spacing w:val="-2"/>
+          <w:lang w:val="en-US"/>
+        </w:rPr>
         <w:t>header</w:t>
       </w:r>
       <w:r>
@@ -1509,49 +1346,74 @@
           <w:spacing w:val="-2"/>
           <w:lang w:val="ru-RU"/>
         </w:rPr>
-        <w:t xml:space="preserve"> (</w:t>
-      </w:r>
-      <w:proofErr w:type="spellStart"/>
-      <w:r>
-        <w:rPr>
-          <w:spacing w:val="-2"/>
-          <w:lang w:val="ru-RU"/>
-        </w:rPr>
-        <w:t>чи</w:t>
-      </w:r>
-      <w:proofErr w:type="spellEnd"/>
-      <w:r>
-        <w:rPr>
-          <w:spacing w:val="-2"/>
-          <w:lang w:val="ru-RU"/>
-        </w:rPr>
-        <w:t xml:space="preserve"> </w:t>
-      </w:r>
-      <w:proofErr w:type="spellStart"/>
-      <w:proofErr w:type="gramStart"/>
-      <w:r>
-        <w:rPr>
-          <w:spacing w:val="-2"/>
-          <w:lang w:val="ru-RU"/>
-        </w:rPr>
-        <w:t>окремий</w:t>
-      </w:r>
-      <w:proofErr w:type="spellEnd"/>
-      <w:r>
-        <w:rPr>
-          <w:spacing w:val="-2"/>
-          <w:lang w:val="ru-RU"/>
-        </w:rPr>
-        <w:t xml:space="preserve"> .</w:t>
+        <w:t xml:space="preserve">) </w:t>
       </w:r>
       <w:r>
         <w:rPr>
           <w:spacing w:val="-2"/>
           <w:lang w:val="en-US"/>
         </w:rPr>
-        <w:t>site</w:t>
-      </w:r>
-      <w:proofErr w:type="gramEnd"/>
+        <w:t>flex</w:t>
+      </w:r>
+      <w:r>
+        <w:rPr>
+          <w:spacing w:val="-2"/>
+          <w:lang w:val="ru-RU"/>
+        </w:rPr>
+        <w:t xml:space="preserve">-контейнером: розташуйте </w:t>
+      </w:r>
+      <w:r>
+        <w:rPr>
+          <w:spacing w:val="-2"/>
+          <w:lang w:val="en-US"/>
+        </w:rPr>
+        <w:t>h</w:t>
+      </w:r>
+      <w:r>
+        <w:rPr>
+          <w:spacing w:val="-2"/>
+          <w:lang w:val="ru-RU"/>
+        </w:rPr>
+        <w:t xml:space="preserve">1/лого й </w:t>
+      </w:r>
+      <w:r>
+        <w:rPr>
+          <w:spacing w:val="-2"/>
+          <w:lang w:val="en-US"/>
+        </w:rPr>
+        <w:t>nav</w:t>
+      </w:r>
+      <w:r>
+        <w:rPr>
+          <w:spacing w:val="-2"/>
+          <w:lang w:val="ru-RU"/>
+        </w:rPr>
+        <w:t xml:space="preserve"> у</w:t>
+      </w:r>
+    </w:p>
+    <w:p>
+      <w:pPr>
+        <w:pStyle w:val="a3"/>
+        <w:ind w:firstLine="645"/>
+        <w:rPr>
+          <w:spacing w:val="-2"/>
+          <w:lang w:val="ru-RU"/>
+        </w:rPr>
+      </w:pPr>
+      <w:r>
+        <w:rPr>
+          <w:spacing w:val="-2"/>
+          <w:lang w:val="ru-RU"/>
+        </w:rPr>
+        <w:t xml:space="preserve">рядок на десктопі, з </w:t>
+      </w:r>
+      <w:r>
+        <w:rPr>
+          <w:spacing w:val="-2"/>
+          <w:lang w:val="en-US"/>
+        </w:rPr>
+        <w:t>flex</w:t>
+      </w:r>
       <w:r>
         <w:rPr>
           <w:spacing w:val="-2"/>
@@ -1564,183 +1426,48 @@
           <w:spacing w:val="-2"/>
           <w:lang w:val="en-US"/>
         </w:rPr>
-        <w:t>header</w:t>
-      </w:r>
-      <w:r>
-        <w:rPr>
-          <w:spacing w:val="-2"/>
-          <w:lang w:val="ru-RU"/>
-        </w:rPr>
-        <w:t xml:space="preserve">) </w:t>
+        <w:t>wrap</w:t>
+      </w:r>
+      <w:r>
+        <w:rPr>
+          <w:spacing w:val="-2"/>
+          <w:lang w:val="ru-RU"/>
+        </w:rPr>
+        <w:t xml:space="preserve">: </w:t>
       </w:r>
       <w:r>
         <w:rPr>
           <w:spacing w:val="-2"/>
           <w:lang w:val="en-US"/>
         </w:rPr>
-        <w:t>flex</w:t>
-      </w:r>
-      <w:r>
-        <w:rPr>
-          <w:spacing w:val="-2"/>
-          <w:lang w:val="ru-RU"/>
-        </w:rPr>
-        <w:t xml:space="preserve">-контейнером: </w:t>
-      </w:r>
-      <w:proofErr w:type="spellStart"/>
-      <w:r>
-        <w:rPr>
-          <w:spacing w:val="-2"/>
-          <w:lang w:val="ru-RU"/>
-        </w:rPr>
-        <w:t>розташуйте</w:t>
-      </w:r>
-      <w:proofErr w:type="spellEnd"/>
-      <w:r>
-        <w:rPr>
-          <w:spacing w:val="-2"/>
-          <w:lang w:val="ru-RU"/>
-        </w:rPr>
-        <w:t xml:space="preserve"> </w:t>
+        <w:t>wrap</w:t>
+      </w:r>
+      <w:r>
+        <w:rPr>
+          <w:spacing w:val="-2"/>
+          <w:lang w:val="ru-RU"/>
+        </w:rPr>
+        <w:t xml:space="preserve"> і </w:t>
       </w:r>
       <w:r>
         <w:rPr>
           <w:spacing w:val="-2"/>
           <w:lang w:val="en-US"/>
         </w:rPr>
-        <w:t>h</w:t>
-      </w:r>
-      <w:r>
-        <w:rPr>
-          <w:spacing w:val="-2"/>
-          <w:lang w:val="ru-RU"/>
-        </w:rPr>
-        <w:t xml:space="preserve">1/лого й </w:t>
+        <w:t>gap</w:t>
+      </w:r>
+      <w:r>
+        <w:rPr>
+          <w:spacing w:val="-2"/>
+          <w:lang w:val="ru-RU"/>
+        </w:rPr>
+        <w:t xml:space="preserve"> замість </w:t>
       </w:r>
       <w:r>
         <w:rPr>
           <w:spacing w:val="-2"/>
           <w:lang w:val="en-US"/>
         </w:rPr>
-        <w:t>nav</w:t>
-      </w:r>
-      <w:r>
-        <w:rPr>
-          <w:spacing w:val="-2"/>
-          <w:lang w:val="ru-RU"/>
-        </w:rPr>
-        <w:t xml:space="preserve"> у</w:t>
-      </w:r>
-    </w:p>
-    <w:p>
-      <w:pPr>
-        <w:pStyle w:val="a3"/>
-        <w:ind w:firstLine="645"/>
-        <w:rPr>
-          <w:spacing w:val="-2"/>
-          <w:lang w:val="ru-RU"/>
-        </w:rPr>
-      </w:pPr>
-      <w:r>
-        <w:rPr>
-          <w:spacing w:val="-2"/>
-          <w:lang w:val="ru-RU"/>
-        </w:rPr>
-        <w:t xml:space="preserve">рядок на </w:t>
-      </w:r>
-      <w:proofErr w:type="spellStart"/>
-      <w:r>
-        <w:rPr>
-          <w:spacing w:val="-2"/>
-          <w:lang w:val="ru-RU"/>
-        </w:rPr>
-        <w:t>десктопі</w:t>
-      </w:r>
-      <w:proofErr w:type="spellEnd"/>
-      <w:r>
-        <w:rPr>
-          <w:spacing w:val="-2"/>
-          <w:lang w:val="ru-RU"/>
-        </w:rPr>
-        <w:t xml:space="preserve">, з </w:t>
-      </w:r>
-      <w:r>
-        <w:rPr>
-          <w:spacing w:val="-2"/>
-          <w:lang w:val="en-US"/>
-        </w:rPr>
-        <w:t>flex</w:t>
-      </w:r>
-      <w:r>
-        <w:rPr>
-          <w:spacing w:val="-2"/>
-          <w:lang w:val="ru-RU"/>
-        </w:rPr>
-        <w:t>-</w:t>
-      </w:r>
-      <w:r>
-        <w:rPr>
-          <w:spacing w:val="-2"/>
-          <w:lang w:val="en-US"/>
-        </w:rPr>
-        <w:t>wrap</w:t>
-      </w:r>
-      <w:r>
-        <w:rPr>
-          <w:spacing w:val="-2"/>
-          <w:lang w:val="ru-RU"/>
-        </w:rPr>
-        <w:t xml:space="preserve">: </w:t>
-      </w:r>
-      <w:r>
-        <w:rPr>
-          <w:spacing w:val="-2"/>
-          <w:lang w:val="en-US"/>
-        </w:rPr>
-        <w:t>wrap</w:t>
-      </w:r>
-      <w:r>
-        <w:rPr>
-          <w:spacing w:val="-2"/>
-          <w:lang w:val="ru-RU"/>
-        </w:rPr>
-        <w:t xml:space="preserve"> і </w:t>
-      </w:r>
-      <w:r>
-        <w:rPr>
-          <w:spacing w:val="-2"/>
-          <w:lang w:val="en-US"/>
-        </w:rPr>
-        <w:t>gap</w:t>
-      </w:r>
-      <w:r>
-        <w:rPr>
-          <w:spacing w:val="-2"/>
-          <w:lang w:val="ru-RU"/>
-        </w:rPr>
-        <w:t xml:space="preserve"> </w:t>
-      </w:r>
-      <w:proofErr w:type="spellStart"/>
-      <w:r>
-        <w:rPr>
-          <w:spacing w:val="-2"/>
-          <w:lang w:val="ru-RU"/>
-        </w:rPr>
-        <w:t>замість</w:t>
-      </w:r>
-      <w:proofErr w:type="spellEnd"/>
-      <w:r>
-        <w:rPr>
-          <w:spacing w:val="-2"/>
-          <w:lang w:val="ru-RU"/>
-        </w:rPr>
-        <w:t xml:space="preserve"> </w:t>
-      </w:r>
-      <w:r>
-        <w:rPr>
-          <w:spacing w:val="-2"/>
-          <w:lang w:val="en-US"/>
-        </w:rPr>
         <w:t>margin</w:t>
       </w:r>
       <w:r>
@@ -1748,46 +1475,31 @@
           <w:spacing w:val="-2"/>
           <w:lang w:val="ru-RU"/>
         </w:rPr>
-        <w:t xml:space="preserve"> </w:t>
-      </w:r>
-      <w:proofErr w:type="spellStart"/>
-      <w:r>
-        <w:rPr>
-          <w:spacing w:val="-2"/>
-          <w:lang w:val="ru-RU"/>
-        </w:rPr>
-        <w:t>між</w:t>
-      </w:r>
-      <w:proofErr w:type="spellEnd"/>
-      <w:r>
-        <w:rPr>
-          <w:spacing w:val="-2"/>
-          <w:lang w:val="ru-RU"/>
-        </w:rPr>
-        <w:t xml:space="preserve"> пунктами.</w:t>
-      </w:r>
-    </w:p>
-    <w:p>
-      <w:pPr>
-        <w:pStyle w:val="a3"/>
-        <w:ind w:firstLine="645"/>
-        <w:rPr>
-          <w:spacing w:val="-2"/>
-          <w:lang w:val="ru-RU"/>
-        </w:rPr>
-      </w:pPr>
-    </w:p>
-    <w:p>
-      <w:pPr>
-        <w:pStyle w:val="a3"/>
-        <w:ind w:firstLine="645"/>
-        <w:rPr>
-          <w:spacing w:val="-2"/>
-          <w:lang w:val="ru-RU"/>
-        </w:rPr>
-      </w:pPr>
-      <w:r>
-        <w:rPr>
+        <w:t xml:space="preserve"> між пунктами.</w:t>
+      </w:r>
+    </w:p>
+    <w:p>
+      <w:pPr>
+        <w:pStyle w:val="a3"/>
+        <w:ind w:firstLine="645"/>
+        <w:rPr>
+          <w:spacing w:val="-2"/>
+          <w:lang w:val="ru-RU"/>
+        </w:rPr>
+      </w:pPr>
+    </w:p>
+    <w:p>
+      <w:pPr>
+        <w:pStyle w:val="a3"/>
+        <w:ind w:firstLine="645"/>
+        <w:rPr>
+          <w:spacing w:val="-2"/>
+          <w:lang w:val="ru-RU"/>
+        </w:rPr>
+      </w:pPr>
+      <w:r>
+        <w:rPr>
+          <w:noProof/>
           <w:spacing w:val="-2"/>
           <w:lang w:val="ru-RU"/>
         </w:rPr>
@@ -1835,316 +1547,128 @@
         <w:ind w:firstLine="645"/>
         <w:rPr>
           <w:spacing w:val="-2"/>
+          <w:lang w:val="ru-RU"/>
+        </w:rPr>
+      </w:pPr>
+      <w:r>
+        <w:rPr>
+          <w:spacing w:val="-2"/>
+          <w:lang w:val="ru-RU"/>
+        </w:rPr>
+        <w:t>Рис</w:t>
+      </w:r>
+      <w:r>
+        <w:rPr>
+          <w:spacing w:val="-2"/>
+          <w:lang w:val="ru-RU"/>
+        </w:rPr>
+        <w:t xml:space="preserve">. 2. </w:t>
+      </w:r>
+      <w:r>
+        <w:rPr>
+          <w:spacing w:val="-2"/>
+          <w:lang w:val="ru-RU"/>
+        </w:rPr>
+        <w:t>Налаштований</w:t>
+      </w:r>
+      <w:r>
+        <w:rPr>
+          <w:spacing w:val="-2"/>
+          <w:lang w:val="ru-RU"/>
+        </w:rPr>
+        <w:t xml:space="preserve"> </w:t>
+      </w:r>
+      <w:r>
+        <w:rPr>
+          <w:spacing w:val="-2"/>
           <w:lang w:val="en-US"/>
         </w:rPr>
-      </w:pPr>
-      <w:r>
-        <w:rPr>
-          <w:spacing w:val="-2"/>
-          <w:lang w:val="ru-RU"/>
-        </w:rPr>
-        <w:t>Рис</w:t>
-      </w:r>
-      <w:r>
+        <w:t>header</w:t>
+      </w:r>
+    </w:p>
+    <w:p>
+      <w:pPr>
+        <w:pStyle w:val="a3"/>
+        <w:ind w:firstLine="645"/>
+        <w:rPr>
+          <w:spacing w:val="-2"/>
+          <w:lang w:val="ru-RU"/>
+        </w:rPr>
+      </w:pPr>
+    </w:p>
+    <w:p>
+      <w:pPr>
+        <w:pStyle w:val="a3"/>
+        <w:ind w:firstLine="645"/>
+        <w:rPr>
+          <w:spacing w:val="-2"/>
+          <w:lang w:val="ru-RU"/>
+        </w:rPr>
+      </w:pPr>
+      <w:r>
+        <w:rPr>
+          <w:spacing w:val="-2"/>
+          <w:lang w:val="ru-RU"/>
+        </w:rPr>
+        <w:t>Крок 3. Перевести галерею карток на Grid</w:t>
+      </w:r>
+    </w:p>
+    <w:p>
+      <w:pPr>
+        <w:pStyle w:val="a3"/>
+        <w:ind w:firstLine="645"/>
+        <w:rPr>
+          <w:spacing w:val="-2"/>
+          <w:lang w:val="ru-RU"/>
+        </w:rPr>
+      </w:pPr>
+    </w:p>
+    <w:p>
+      <w:pPr>
+        <w:pStyle w:val="a3"/>
+        <w:ind w:firstLine="645"/>
+        <w:rPr>
+          <w:spacing w:val="-2"/>
+          <w:lang w:val="ru-RU"/>
+        </w:rPr>
+      </w:pPr>
+      <w:r>
+        <w:rPr>
+          <w:spacing w:val="-2"/>
+          <w:lang w:val="ru-RU"/>
+        </w:rPr>
+        <w:t>Обгорніть повторювані картки (article) спільним контейнером (наприклад .cards) з display: grid і</w:t>
+      </w:r>
+    </w:p>
+    <w:p>
+      <w:pPr>
+        <w:pStyle w:val="a3"/>
+        <w:ind w:firstLine="645"/>
+        <w:rPr>
+          <w:spacing w:val="-2"/>
+          <w:lang w:val="ru-RU"/>
+        </w:rPr>
+      </w:pPr>
+      <w:r>
+        <w:rPr>
+          <w:spacing w:val="-2"/>
+          <w:lang w:val="ru-RU"/>
+        </w:rPr>
+        <w:t>базовою (мобільною) кількістю колонок - 1.</w:t>
+      </w:r>
+    </w:p>
+    <w:p>
+      <w:pPr>
+        <w:pStyle w:val="a3"/>
+        <w:ind w:firstLine="645"/>
         <w:rPr>
           <w:spacing w:val="-2"/>
           <w:lang w:val="en-US"/>
         </w:rPr>
-        <w:t xml:space="preserve">. 2. </w:t>
-      </w:r>
-      <w:proofErr w:type="spellStart"/>
-      <w:r>
-        <w:rPr>
-          <w:spacing w:val="-2"/>
-          <w:lang w:val="ru-RU"/>
-        </w:rPr>
-        <w:t>Налаштований</w:t>
-      </w:r>
-      <w:proofErr w:type="spellEnd"/>
-      <w:r>
-        <w:rPr>
-          <w:spacing w:val="-2"/>
-          <w:lang w:val="en-US"/>
-        </w:rPr>
-        <w:t xml:space="preserve"> </w:t>
-      </w:r>
-      <w:r>
-        <w:rPr>
-          <w:spacing w:val="-2"/>
-          <w:lang w:val="en-US"/>
-        </w:rPr>
-        <w:t>header</w:t>
-      </w:r>
-    </w:p>
-    <w:p>
-      <w:pPr>
-        <w:pStyle w:val="a3"/>
-        <w:ind w:firstLine="645"/>
-        <w:rPr>
-          <w:spacing w:val="-2"/>
-          <w:lang w:val="en-US"/>
-        </w:rPr>
-      </w:pPr>
-    </w:p>
-    <w:p>
-      <w:pPr>
-        <w:pStyle w:val="a3"/>
-        <w:ind w:firstLine="645"/>
-        <w:rPr>
-          <w:spacing w:val="-2"/>
-          <w:lang w:val="ru-RU"/>
-        </w:rPr>
-      </w:pPr>
-      <w:r>
-        <w:rPr>
-          <w:spacing w:val="-2"/>
-          <w:lang w:val="ru-RU"/>
-        </w:rPr>
-        <w:t xml:space="preserve">Крок 3. Перевести галерею </w:t>
-      </w:r>
-      <w:proofErr w:type="spellStart"/>
-      <w:r>
-        <w:rPr>
-          <w:spacing w:val="-2"/>
-          <w:lang w:val="ru-RU"/>
-        </w:rPr>
-        <w:t>карток</w:t>
-      </w:r>
-      <w:proofErr w:type="spellEnd"/>
-      <w:r>
-        <w:rPr>
-          <w:spacing w:val="-2"/>
-          <w:lang w:val="ru-RU"/>
-        </w:rPr>
-        <w:t xml:space="preserve"> на Grid</w:t>
-      </w:r>
-    </w:p>
-    <w:p>
-      <w:pPr>
-        <w:pStyle w:val="a3"/>
-        <w:ind w:firstLine="645"/>
-        <w:rPr>
-          <w:spacing w:val="-2"/>
-          <w:lang w:val="ru-RU"/>
-        </w:rPr>
-      </w:pPr>
-    </w:p>
-    <w:p>
-      <w:pPr>
-        <w:pStyle w:val="a3"/>
-        <w:ind w:firstLine="645"/>
-        <w:rPr>
-          <w:spacing w:val="-2"/>
-          <w:lang w:val="ru-RU"/>
-        </w:rPr>
-      </w:pPr>
-      <w:proofErr w:type="spellStart"/>
-      <w:r>
-        <w:rPr>
-          <w:spacing w:val="-2"/>
-          <w:lang w:val="ru-RU"/>
-        </w:rPr>
-        <w:t>Обгорніть</w:t>
-      </w:r>
-      <w:proofErr w:type="spellEnd"/>
-      <w:r>
-        <w:rPr>
-          <w:spacing w:val="-2"/>
-          <w:lang w:val="ru-RU"/>
-        </w:rPr>
-        <w:t xml:space="preserve"> </w:t>
-      </w:r>
-      <w:proofErr w:type="spellStart"/>
-      <w:r>
-        <w:rPr>
-          <w:spacing w:val="-2"/>
-          <w:lang w:val="ru-RU"/>
-        </w:rPr>
-        <w:t>повторювані</w:t>
-      </w:r>
-      <w:proofErr w:type="spellEnd"/>
-      <w:r>
-        <w:rPr>
-          <w:spacing w:val="-2"/>
-          <w:lang w:val="ru-RU"/>
-        </w:rPr>
-        <w:t xml:space="preserve"> </w:t>
-      </w:r>
-      <w:proofErr w:type="spellStart"/>
-      <w:r>
-        <w:rPr>
-          <w:spacing w:val="-2"/>
-          <w:lang w:val="ru-RU"/>
-        </w:rPr>
-        <w:t>картки</w:t>
-      </w:r>
-      <w:proofErr w:type="spellEnd"/>
-      <w:r>
-        <w:rPr>
-          <w:spacing w:val="-2"/>
-          <w:lang w:val="ru-RU"/>
-        </w:rPr>
-        <w:t xml:space="preserve"> (</w:t>
-      </w:r>
-      <w:proofErr w:type="spellStart"/>
-      <w:r>
-        <w:rPr>
-          <w:spacing w:val="-2"/>
-          <w:lang w:val="ru-RU"/>
-        </w:rPr>
-        <w:t>article</w:t>
-      </w:r>
-      <w:proofErr w:type="spellEnd"/>
-      <w:r>
-        <w:rPr>
-          <w:spacing w:val="-2"/>
-          <w:lang w:val="ru-RU"/>
-        </w:rPr>
-        <w:t xml:space="preserve">) </w:t>
-      </w:r>
-      <w:proofErr w:type="spellStart"/>
-      <w:r>
-        <w:rPr>
-          <w:spacing w:val="-2"/>
-          <w:lang w:val="ru-RU"/>
-        </w:rPr>
-        <w:t>спільним</w:t>
-      </w:r>
-      <w:proofErr w:type="spellEnd"/>
-      <w:r>
-        <w:rPr>
-          <w:spacing w:val="-2"/>
-          <w:lang w:val="ru-RU"/>
-        </w:rPr>
-        <w:t xml:space="preserve"> контейнером (</w:t>
-      </w:r>
-      <w:proofErr w:type="spellStart"/>
-      <w:proofErr w:type="gramStart"/>
-      <w:r>
-        <w:rPr>
-          <w:spacing w:val="-2"/>
-          <w:lang w:val="ru-RU"/>
-        </w:rPr>
-        <w:t>наприклад</w:t>
-      </w:r>
-      <w:proofErr w:type="spellEnd"/>
-      <w:r>
-        <w:rPr>
-          <w:spacing w:val="-2"/>
-          <w:lang w:val="ru-RU"/>
-        </w:rPr>
-        <w:t xml:space="preserve"> .</w:t>
-      </w:r>
-      <w:proofErr w:type="spellStart"/>
-      <w:r>
-        <w:rPr>
-          <w:spacing w:val="-2"/>
-          <w:lang w:val="ru-RU"/>
-        </w:rPr>
-        <w:t>cards</w:t>
-      </w:r>
-      <w:proofErr w:type="spellEnd"/>
-      <w:proofErr w:type="gramEnd"/>
-      <w:r>
-        <w:rPr>
-          <w:spacing w:val="-2"/>
-          <w:lang w:val="ru-RU"/>
-        </w:rPr>
-        <w:t xml:space="preserve">) з </w:t>
-      </w:r>
-      <w:proofErr w:type="spellStart"/>
-      <w:r>
-        <w:rPr>
-          <w:spacing w:val="-2"/>
-          <w:lang w:val="ru-RU"/>
-        </w:rPr>
-        <w:t>display</w:t>
-      </w:r>
-      <w:proofErr w:type="spellEnd"/>
-      <w:r>
-        <w:rPr>
-          <w:spacing w:val="-2"/>
-          <w:lang w:val="ru-RU"/>
-        </w:rPr>
-        <w:t xml:space="preserve">: </w:t>
-      </w:r>
-      <w:proofErr w:type="spellStart"/>
-      <w:r>
-        <w:rPr>
-          <w:spacing w:val="-2"/>
-          <w:lang w:val="ru-RU"/>
-        </w:rPr>
-        <w:t>grid</w:t>
-      </w:r>
-      <w:proofErr w:type="spellEnd"/>
-      <w:r>
-        <w:rPr>
-          <w:spacing w:val="-2"/>
-          <w:lang w:val="ru-RU"/>
-        </w:rPr>
-        <w:t xml:space="preserve"> і</w:t>
-      </w:r>
-    </w:p>
-    <w:p>
-      <w:pPr>
-        <w:pStyle w:val="a3"/>
-        <w:ind w:firstLine="645"/>
-        <w:rPr>
-          <w:spacing w:val="-2"/>
-          <w:lang w:val="ru-RU"/>
-        </w:rPr>
-      </w:pPr>
-      <w:r>
-        <w:rPr>
-          <w:spacing w:val="-2"/>
-          <w:lang w:val="ru-RU"/>
-        </w:rPr>
-        <w:t>базовою (</w:t>
-      </w:r>
-      <w:proofErr w:type="spellStart"/>
-      <w:r>
-        <w:rPr>
-          <w:spacing w:val="-2"/>
-          <w:lang w:val="ru-RU"/>
-        </w:rPr>
-        <w:t>мобільною</w:t>
-      </w:r>
-      <w:proofErr w:type="spellEnd"/>
-      <w:r>
-        <w:rPr>
-          <w:spacing w:val="-2"/>
-          <w:lang w:val="ru-RU"/>
-        </w:rPr>
-        <w:t xml:space="preserve">) </w:t>
-      </w:r>
-      <w:proofErr w:type="spellStart"/>
-      <w:r>
-        <w:rPr>
-          <w:spacing w:val="-2"/>
-          <w:lang w:val="ru-RU"/>
-        </w:rPr>
-        <w:t>кількістю</w:t>
-      </w:r>
-      <w:proofErr w:type="spellEnd"/>
-      <w:r>
-        <w:rPr>
-          <w:spacing w:val="-2"/>
-          <w:lang w:val="ru-RU"/>
-        </w:rPr>
-        <w:t xml:space="preserve"> колонок - 1.</w:t>
-      </w:r>
-    </w:p>
-    <w:p>
-      <w:pPr>
-        <w:pStyle w:val="a3"/>
-        <w:ind w:firstLine="645"/>
-        <w:rPr>
-          <w:spacing w:val="-2"/>
-          <w:lang w:val="en-US"/>
-        </w:rPr>
-      </w:pPr>
-      <w:r>
-        <w:rPr>
+      </w:pPr>
+      <w:r>
+        <w:rPr>
+          <w:noProof/>
           <w:spacing w:val="-2"/>
           <w:lang w:val="en-US"/>
         </w:rPr>
@@ -2197,38 +1721,14 @@
         <w:rPr>
           <w:spacing w:val="-2"/>
         </w:rPr>
-        <w:t xml:space="preserve">Рис. 3. </w:t>
-      </w:r>
-      <w:proofErr w:type="spellStart"/>
-      <w:r>
-        <w:rPr>
-          <w:spacing w:val="-2"/>
-        </w:rPr>
-        <w:t>Налаштован</w:t>
-      </w:r>
-      <w:proofErr w:type="spellEnd"/>
-      <w:r>
-        <w:rPr>
-          <w:spacing w:val="-2"/>
-          <w:lang w:val="ru-RU"/>
-        </w:rPr>
-        <w:t xml:space="preserve">а галерея </w:t>
-      </w:r>
-      <w:proofErr w:type="spellStart"/>
-      <w:r>
-        <w:rPr>
-          <w:spacing w:val="-2"/>
-          <w:lang w:val="ru-RU"/>
-        </w:rPr>
-        <w:t>карток</w:t>
-      </w:r>
-      <w:proofErr w:type="spellEnd"/>
-      <w:r>
-        <w:rPr>
-          <w:spacing w:val="-2"/>
-          <w:lang w:val="ru-RU"/>
-        </w:rPr>
-        <w:t xml:space="preserve"> </w:t>
+        <w:t>Рис. 3. Налаштован</w:t>
+      </w:r>
+      <w:r>
+        <w:rPr>
+          <w:spacing w:val="-2"/>
+          <w:lang w:val="ru-RU"/>
+        </w:rPr>
+        <w:t xml:space="preserve">а галерея карток </w:t>
       </w:r>
       <w:r>
         <w:rPr>
@@ -2262,295 +1762,51 @@
           <w:spacing w:val="-2"/>
           <w:lang w:val="ru-RU"/>
         </w:rPr>
-        <w:t xml:space="preserve">Крок 4. </w:t>
-      </w:r>
-      <w:proofErr w:type="spellStart"/>
-      <w:r>
-        <w:rPr>
-          <w:spacing w:val="-2"/>
-          <w:lang w:val="ru-RU"/>
-        </w:rPr>
-        <w:t>Написати</w:t>
-      </w:r>
-      <w:proofErr w:type="spellEnd"/>
-      <w:r>
-        <w:rPr>
-          <w:spacing w:val="-2"/>
-          <w:lang w:val="ru-RU"/>
-        </w:rPr>
-        <w:t xml:space="preserve"> </w:t>
-      </w:r>
-      <w:proofErr w:type="spellStart"/>
-      <w:r>
-        <w:rPr>
-          <w:spacing w:val="-2"/>
-          <w:lang w:val="ru-RU"/>
-        </w:rPr>
-        <w:t>мобільні</w:t>
-      </w:r>
-      <w:proofErr w:type="spellEnd"/>
-      <w:r>
-        <w:rPr>
-          <w:spacing w:val="-2"/>
-          <w:lang w:val="ru-RU"/>
-        </w:rPr>
-        <w:t xml:space="preserve"> (</w:t>
-      </w:r>
-      <w:proofErr w:type="spellStart"/>
-      <w:r>
-        <w:rPr>
-          <w:spacing w:val="-2"/>
-          <w:lang w:val="ru-RU"/>
-        </w:rPr>
-        <w:t>базові</w:t>
-      </w:r>
-      <w:proofErr w:type="spellEnd"/>
-      <w:r>
-        <w:rPr>
-          <w:spacing w:val="-2"/>
-          <w:lang w:val="ru-RU"/>
-        </w:rPr>
-        <w:t xml:space="preserve">) </w:t>
-      </w:r>
-      <w:proofErr w:type="spellStart"/>
-      <w:r>
-        <w:rPr>
-          <w:spacing w:val="-2"/>
-          <w:lang w:val="ru-RU"/>
-        </w:rPr>
-        <w:t>стилі</w:t>
-      </w:r>
-      <w:proofErr w:type="spellEnd"/>
-    </w:p>
-    <w:p>
-      <w:pPr>
-        <w:pStyle w:val="a3"/>
-        <w:ind w:firstLine="645"/>
-        <w:rPr>
-          <w:spacing w:val="-2"/>
-          <w:lang w:val="ru-RU"/>
-        </w:rPr>
-      </w:pPr>
-    </w:p>
-    <w:p>
-      <w:pPr>
-        <w:pStyle w:val="a3"/>
-        <w:ind w:firstLine="645"/>
-        <w:rPr>
-          <w:spacing w:val="-2"/>
-          <w:lang w:val="ru-RU"/>
-        </w:rPr>
-      </w:pPr>
-      <w:proofErr w:type="spellStart"/>
-      <w:r>
-        <w:rPr>
-          <w:spacing w:val="-2"/>
-          <w:lang w:val="ru-RU"/>
-        </w:rPr>
-        <w:t>Переконайтеся</w:t>
-      </w:r>
-      <w:proofErr w:type="spellEnd"/>
-      <w:r>
-        <w:rPr>
-          <w:spacing w:val="-2"/>
-          <w:lang w:val="ru-RU"/>
-        </w:rPr>
-        <w:t xml:space="preserve">, </w:t>
-      </w:r>
-      <w:proofErr w:type="spellStart"/>
-      <w:r>
-        <w:rPr>
-          <w:spacing w:val="-2"/>
-          <w:lang w:val="ru-RU"/>
-        </w:rPr>
-        <w:t>що</w:t>
-      </w:r>
-      <w:proofErr w:type="spellEnd"/>
-      <w:r>
-        <w:rPr>
-          <w:spacing w:val="-2"/>
-          <w:lang w:val="ru-RU"/>
-        </w:rPr>
-        <w:t xml:space="preserve"> поза будь-</w:t>
-      </w:r>
-      <w:proofErr w:type="spellStart"/>
-      <w:r>
-        <w:rPr>
-          <w:spacing w:val="-2"/>
-          <w:lang w:val="ru-RU"/>
-        </w:rPr>
-        <w:t>яким</w:t>
-      </w:r>
-      <w:proofErr w:type="spellEnd"/>
-      <w:r>
-        <w:rPr>
-          <w:spacing w:val="-2"/>
-          <w:lang w:val="ru-RU"/>
-        </w:rPr>
-        <w:t xml:space="preserve"> @media все </w:t>
-      </w:r>
-      <w:proofErr w:type="spellStart"/>
-      <w:r>
-        <w:rPr>
-          <w:spacing w:val="-2"/>
-          <w:lang w:val="ru-RU"/>
-        </w:rPr>
-        <w:t>розташовується</w:t>
-      </w:r>
-      <w:proofErr w:type="spellEnd"/>
-      <w:r>
-        <w:rPr>
-          <w:spacing w:val="-2"/>
-          <w:lang w:val="ru-RU"/>
-        </w:rPr>
-        <w:t xml:space="preserve"> в один </w:t>
-      </w:r>
-      <w:proofErr w:type="spellStart"/>
-      <w:r>
-        <w:rPr>
-          <w:spacing w:val="-2"/>
-          <w:lang w:val="ru-RU"/>
-        </w:rPr>
-        <w:t>стовпчик</w:t>
-      </w:r>
-      <w:proofErr w:type="spellEnd"/>
-      <w:r>
-        <w:rPr>
-          <w:spacing w:val="-2"/>
-          <w:lang w:val="ru-RU"/>
-        </w:rPr>
-        <w:t xml:space="preserve">: </w:t>
-      </w:r>
-      <w:proofErr w:type="spellStart"/>
-      <w:r>
-        <w:rPr>
-          <w:spacing w:val="-2"/>
-          <w:lang w:val="ru-RU"/>
-        </w:rPr>
-        <w:t>nav</w:t>
-      </w:r>
-      <w:proofErr w:type="spellEnd"/>
-      <w:r>
-        <w:rPr>
-          <w:spacing w:val="-2"/>
-          <w:lang w:val="ru-RU"/>
-        </w:rPr>
-        <w:t xml:space="preserve"> - </w:t>
-      </w:r>
-      <w:proofErr w:type="spellStart"/>
-      <w:r>
-        <w:rPr>
-          <w:spacing w:val="-2"/>
-          <w:lang w:val="ru-RU"/>
-        </w:rPr>
-        <w:t>column</w:t>
-      </w:r>
-      <w:proofErr w:type="spellEnd"/>
-    </w:p>
-    <w:p>
-      <w:pPr>
-        <w:pStyle w:val="a3"/>
-        <w:ind w:firstLine="645"/>
-        <w:rPr>
-          <w:spacing w:val="-2"/>
-          <w:lang w:val="ru-RU"/>
-        </w:rPr>
-      </w:pPr>
-      <w:proofErr w:type="spellStart"/>
-      <w:r>
-        <w:rPr>
-          <w:spacing w:val="-2"/>
-          <w:lang w:val="ru-RU"/>
-        </w:rPr>
-        <w:t>або</w:t>
-      </w:r>
-      <w:proofErr w:type="spellEnd"/>
-      <w:r>
-        <w:rPr>
-          <w:spacing w:val="-2"/>
-          <w:lang w:val="ru-RU"/>
-        </w:rPr>
-        <w:t xml:space="preserve"> </w:t>
-      </w:r>
-      <w:proofErr w:type="spellStart"/>
-      <w:r>
-        <w:rPr>
-          <w:spacing w:val="-2"/>
-          <w:lang w:val="ru-RU"/>
-        </w:rPr>
-        <w:t>компактний</w:t>
-      </w:r>
-      <w:proofErr w:type="spellEnd"/>
-      <w:r>
-        <w:rPr>
-          <w:spacing w:val="-2"/>
-          <w:lang w:val="ru-RU"/>
-        </w:rPr>
-        <w:t xml:space="preserve"> ряд, </w:t>
-      </w:r>
-      <w:proofErr w:type="spellStart"/>
-      <w:r>
-        <w:rPr>
-          <w:spacing w:val="-2"/>
-          <w:lang w:val="ru-RU"/>
-        </w:rPr>
-        <w:t>картки</w:t>
-      </w:r>
-      <w:proofErr w:type="spellEnd"/>
-      <w:r>
-        <w:rPr>
-          <w:spacing w:val="-2"/>
-          <w:lang w:val="ru-RU"/>
-        </w:rPr>
-        <w:t xml:space="preserve"> - 1 колонка, </w:t>
-      </w:r>
-      <w:proofErr w:type="spellStart"/>
-      <w:r>
-        <w:rPr>
-          <w:spacing w:val="-2"/>
-          <w:lang w:val="ru-RU"/>
-        </w:rPr>
-        <w:t>aside</w:t>
-      </w:r>
-      <w:proofErr w:type="spellEnd"/>
-      <w:r>
-        <w:rPr>
-          <w:spacing w:val="-2"/>
-          <w:lang w:val="ru-RU"/>
-        </w:rPr>
-        <w:t xml:space="preserve"> - </w:t>
-      </w:r>
-      <w:proofErr w:type="spellStart"/>
-      <w:r>
-        <w:rPr>
-          <w:spacing w:val="-2"/>
-          <w:lang w:val="ru-RU"/>
-        </w:rPr>
-        <w:t>під</w:t>
-      </w:r>
-      <w:proofErr w:type="spellEnd"/>
-      <w:r>
-        <w:rPr>
-          <w:spacing w:val="-2"/>
-          <w:lang w:val="ru-RU"/>
-        </w:rPr>
-        <w:t xml:space="preserve"> </w:t>
-      </w:r>
-      <w:proofErr w:type="spellStart"/>
-      <w:r>
-        <w:rPr>
-          <w:spacing w:val="-2"/>
-          <w:lang w:val="ru-RU"/>
-        </w:rPr>
-        <w:t>main</w:t>
-      </w:r>
-      <w:proofErr w:type="spellEnd"/>
-      <w:r>
-        <w:rPr>
-          <w:spacing w:val="-2"/>
-          <w:lang w:val="ru-RU"/>
-        </w:rPr>
-        <w:t>.</w:t>
+        <w:t>Крок 4. Написати мобільні (базові) стилі</w:t>
+      </w:r>
+    </w:p>
+    <w:p>
+      <w:pPr>
+        <w:pStyle w:val="a3"/>
+        <w:ind w:firstLine="645"/>
+        <w:rPr>
+          <w:spacing w:val="-2"/>
+          <w:lang w:val="ru-RU"/>
+        </w:rPr>
+      </w:pPr>
+    </w:p>
+    <w:p>
+      <w:pPr>
+        <w:pStyle w:val="a3"/>
+        <w:ind w:firstLine="645"/>
+        <w:rPr>
+          <w:spacing w:val="-2"/>
+          <w:lang w:val="ru-RU"/>
+        </w:rPr>
+      </w:pPr>
+      <w:r>
+        <w:rPr>
+          <w:spacing w:val="-2"/>
+          <w:lang w:val="ru-RU"/>
+        </w:rPr>
+        <w:t>Переконайтеся, що поза будь-яким @media все розташовується в один стовпчик: nav - column</w:t>
+      </w:r>
+    </w:p>
+    <w:p>
+      <w:pPr>
+        <w:pStyle w:val="a3"/>
+        <w:ind w:firstLine="645"/>
+        <w:rPr>
+          <w:spacing w:val="-2"/>
+          <w:lang w:val="ru-RU"/>
+        </w:rPr>
+      </w:pPr>
+      <w:r>
+        <w:rPr>
+          <w:spacing w:val="-2"/>
+          <w:lang w:val="ru-RU"/>
+        </w:rPr>
+        <w:t>або компактний ряд, картки - 1 колонка, aside - під main.</w:t>
       </w:r>
     </w:p>
     <w:p>
@@ -2564,6 +1820,7 @@
       </w:pPr>
       <w:r>
         <w:rPr>
+          <w:noProof/>
           <w:spacing w:val="-2"/>
           <w:lang w:val="en-US"/>
         </w:rPr>
@@ -2639,243 +1896,49 @@
           <w:spacing w:val="-2"/>
           <w:lang w:val="ru-RU"/>
         </w:rPr>
-        <w:t xml:space="preserve">Крок 5. </w:t>
-      </w:r>
-      <w:proofErr w:type="spellStart"/>
-      <w:r>
-        <w:rPr>
-          <w:spacing w:val="-2"/>
-          <w:lang w:val="ru-RU"/>
-        </w:rPr>
-        <w:t>Додати</w:t>
-      </w:r>
-      <w:proofErr w:type="spellEnd"/>
-      <w:r>
-        <w:rPr>
-          <w:spacing w:val="-2"/>
-          <w:lang w:val="ru-RU"/>
-        </w:rPr>
-        <w:t xml:space="preserve"> </w:t>
-      </w:r>
-      <w:proofErr w:type="spellStart"/>
-      <w:r>
-        <w:rPr>
-          <w:spacing w:val="-2"/>
-          <w:lang w:val="ru-RU"/>
-        </w:rPr>
-        <w:t>медіа</w:t>
-      </w:r>
-      <w:proofErr w:type="spellEnd"/>
-      <w:r>
-        <w:rPr>
-          <w:spacing w:val="-2"/>
-          <w:lang w:val="ru-RU"/>
-        </w:rPr>
-        <w:t>-запит для планшета</w:t>
-      </w:r>
-    </w:p>
-    <w:p>
-      <w:pPr>
-        <w:pStyle w:val="a3"/>
-        <w:ind w:firstLine="645"/>
-        <w:rPr>
-          <w:spacing w:val="-2"/>
-          <w:lang w:val="ru-RU"/>
-        </w:rPr>
-      </w:pPr>
-      <w:r>
-        <w:rPr>
-          <w:spacing w:val="-2"/>
-          <w:lang w:val="ru-RU"/>
-        </w:rPr>
-        <w:t>@media (</w:t>
-      </w:r>
-      <w:proofErr w:type="spellStart"/>
-      <w:r>
-        <w:rPr>
-          <w:spacing w:val="-2"/>
-          <w:lang w:val="ru-RU"/>
-        </w:rPr>
-        <w:t>min-width</w:t>
-      </w:r>
-      <w:proofErr w:type="spellEnd"/>
-      <w:r>
-        <w:rPr>
-          <w:spacing w:val="-2"/>
-          <w:lang w:val="ru-RU"/>
-        </w:rPr>
-        <w:t xml:space="preserve">: 600px): </w:t>
-      </w:r>
-      <w:proofErr w:type="spellStart"/>
-      <w:r>
-        <w:rPr>
-          <w:spacing w:val="-2"/>
-          <w:lang w:val="ru-RU"/>
-        </w:rPr>
-        <w:t>збільшіть</w:t>
-      </w:r>
-      <w:proofErr w:type="spellEnd"/>
-      <w:r>
-        <w:rPr>
-          <w:spacing w:val="-2"/>
-          <w:lang w:val="ru-RU"/>
-        </w:rPr>
-        <w:t xml:space="preserve"> </w:t>
-      </w:r>
-      <w:proofErr w:type="spellStart"/>
-      <w:r>
-        <w:rPr>
-          <w:spacing w:val="-2"/>
-          <w:lang w:val="ru-RU"/>
-        </w:rPr>
-        <w:t>кількість</w:t>
-      </w:r>
-      <w:proofErr w:type="spellEnd"/>
-      <w:r>
-        <w:rPr>
-          <w:spacing w:val="-2"/>
-          <w:lang w:val="ru-RU"/>
-        </w:rPr>
-        <w:t xml:space="preserve"> колонок </w:t>
-      </w:r>
-      <w:proofErr w:type="spellStart"/>
-      <w:r>
-        <w:rPr>
-          <w:spacing w:val="-2"/>
-          <w:lang w:val="ru-RU"/>
-        </w:rPr>
-        <w:t>сітки</w:t>
-      </w:r>
-      <w:proofErr w:type="spellEnd"/>
-      <w:r>
-        <w:rPr>
-          <w:spacing w:val="-2"/>
-          <w:lang w:val="ru-RU"/>
-        </w:rPr>
-        <w:t xml:space="preserve"> </w:t>
-      </w:r>
-      <w:proofErr w:type="spellStart"/>
-      <w:r>
-        <w:rPr>
-          <w:spacing w:val="-2"/>
-          <w:lang w:val="ru-RU"/>
-        </w:rPr>
-        <w:t>карток</w:t>
-      </w:r>
-      <w:proofErr w:type="spellEnd"/>
-      <w:r>
-        <w:rPr>
-          <w:spacing w:val="-2"/>
-          <w:lang w:val="ru-RU"/>
-        </w:rPr>
-        <w:t xml:space="preserve"> до 2, </w:t>
-      </w:r>
-      <w:proofErr w:type="spellStart"/>
+        <w:t>Крок 5. Додати медіа-запит для планшета</w:t>
+      </w:r>
+    </w:p>
+    <w:p>
+      <w:pPr>
+        <w:pStyle w:val="a3"/>
+        <w:ind w:firstLine="645"/>
+        <w:rPr>
+          <w:spacing w:val="-2"/>
+          <w:lang w:val="ru-RU"/>
+        </w:rPr>
+      </w:pPr>
+      <w:r>
+        <w:rPr>
+          <w:spacing w:val="-2"/>
+          <w:lang w:val="ru-RU"/>
+        </w:rPr>
+        <w:t xml:space="preserve">@media (min-width: 600px): збільшіть кількість колонок сітки карток до 2, </w:t>
+      </w:r>
       <w:r>
         <w:rPr>
           <w:spacing w:val="-2"/>
           <w:lang w:val="ru-RU"/>
         </w:rPr>
         <w:lastRenderedPageBreak/>
-        <w:t>переведіть</w:t>
-      </w:r>
-      <w:proofErr w:type="spellEnd"/>
-      <w:r>
-        <w:rPr>
-          <w:spacing w:val="-2"/>
-          <w:lang w:val="ru-RU"/>
-        </w:rPr>
-        <w:t xml:space="preserve"> </w:t>
-      </w:r>
-      <w:proofErr w:type="spellStart"/>
-      <w:r>
-        <w:rPr>
-          <w:spacing w:val="-2"/>
-          <w:lang w:val="ru-RU"/>
-        </w:rPr>
-        <w:t>nav</w:t>
-      </w:r>
-      <w:proofErr w:type="spellEnd"/>
-      <w:r>
-        <w:rPr>
-          <w:spacing w:val="-2"/>
-          <w:lang w:val="ru-RU"/>
-        </w:rPr>
-        <w:t xml:space="preserve"> у</w:t>
-      </w:r>
-    </w:p>
-    <w:p>
-      <w:pPr>
-        <w:pStyle w:val="a3"/>
-        <w:ind w:firstLine="645"/>
-        <w:rPr>
-          <w:spacing w:val="-2"/>
-          <w:lang w:val="ru-RU"/>
-        </w:rPr>
-      </w:pPr>
-      <w:proofErr w:type="spellStart"/>
-      <w:r>
-        <w:rPr>
-          <w:spacing w:val="-2"/>
-          <w:lang w:val="ru-RU"/>
-        </w:rPr>
-        <w:t>горизонтальний</w:t>
-      </w:r>
-      <w:proofErr w:type="spellEnd"/>
-      <w:r>
-        <w:rPr>
-          <w:spacing w:val="-2"/>
-          <w:lang w:val="ru-RU"/>
-        </w:rPr>
-        <w:t xml:space="preserve"> ряд, </w:t>
-      </w:r>
-      <w:proofErr w:type="spellStart"/>
-      <w:r>
-        <w:rPr>
-          <w:spacing w:val="-2"/>
-          <w:lang w:val="ru-RU"/>
-        </w:rPr>
-        <w:t>якщо</w:t>
-      </w:r>
-      <w:proofErr w:type="spellEnd"/>
-      <w:r>
-        <w:rPr>
-          <w:spacing w:val="-2"/>
-          <w:lang w:val="ru-RU"/>
-        </w:rPr>
-        <w:t xml:space="preserve"> </w:t>
-      </w:r>
-      <w:proofErr w:type="spellStart"/>
-      <w:r>
-        <w:rPr>
-          <w:spacing w:val="-2"/>
-          <w:lang w:val="ru-RU"/>
-        </w:rPr>
-        <w:t>ще</w:t>
-      </w:r>
-      <w:proofErr w:type="spellEnd"/>
-      <w:r>
-        <w:rPr>
-          <w:spacing w:val="-2"/>
-          <w:lang w:val="ru-RU"/>
-        </w:rPr>
-        <w:t xml:space="preserve"> не </w:t>
-      </w:r>
-      <w:proofErr w:type="spellStart"/>
-      <w:r>
-        <w:rPr>
-          <w:spacing w:val="-2"/>
-          <w:lang w:val="ru-RU"/>
-        </w:rPr>
-        <w:t>був</w:t>
-      </w:r>
-      <w:proofErr w:type="spellEnd"/>
-      <w:r>
-        <w:rPr>
-          <w:spacing w:val="-2"/>
-          <w:lang w:val="ru-RU"/>
-        </w:rPr>
-        <w:t>.</w:t>
+        <w:t>переведіть nav у</w:t>
+      </w:r>
+    </w:p>
+    <w:p>
+      <w:pPr>
+        <w:pStyle w:val="a3"/>
+        <w:ind w:firstLine="645"/>
+        <w:rPr>
+          <w:spacing w:val="-2"/>
+          <w:lang w:val="ru-RU"/>
+        </w:rPr>
+      </w:pPr>
+      <w:r>
+        <w:rPr>
+          <w:spacing w:val="-2"/>
+          <w:lang w:val="ru-RU"/>
+        </w:rPr>
+        <w:t>горизонтальний ряд, якщо ще не був.</w:t>
       </w:r>
     </w:p>
     <w:p>
@@ -2889,6 +1952,7 @@
       </w:pPr>
       <w:r>
         <w:rPr>
+          <w:noProof/>
           <w:spacing w:val="-2"/>
           <w:lang w:val="en-US"/>
         </w:rPr>
@@ -2973,313 +2037,72 @@
           <w:spacing w:val="-2"/>
           <w:lang w:val="ru-RU"/>
         </w:rPr>
-        <w:t xml:space="preserve">Крок 6. </w:t>
-      </w:r>
-      <w:proofErr w:type="spellStart"/>
-      <w:r>
-        <w:rPr>
-          <w:spacing w:val="-2"/>
-          <w:lang w:val="ru-RU"/>
-        </w:rPr>
-        <w:t>Додати</w:t>
-      </w:r>
-      <w:proofErr w:type="spellEnd"/>
-      <w:r>
-        <w:rPr>
-          <w:spacing w:val="-2"/>
-          <w:lang w:val="ru-RU"/>
-        </w:rPr>
-        <w:t xml:space="preserve"> </w:t>
-      </w:r>
-      <w:proofErr w:type="spellStart"/>
-      <w:r>
-        <w:rPr>
-          <w:spacing w:val="-2"/>
-          <w:lang w:val="ru-RU"/>
-        </w:rPr>
-        <w:t>медіа</w:t>
-      </w:r>
-      <w:proofErr w:type="spellEnd"/>
-      <w:r>
-        <w:rPr>
-          <w:spacing w:val="-2"/>
-          <w:lang w:val="ru-RU"/>
-        </w:rPr>
-        <w:t>-запит для десктопа</w:t>
-      </w:r>
-    </w:p>
-    <w:p>
-      <w:pPr>
-        <w:pStyle w:val="a3"/>
-        <w:ind w:firstLine="645"/>
-        <w:rPr>
-          <w:spacing w:val="-2"/>
-          <w:lang w:val="ru-RU"/>
-        </w:rPr>
-      </w:pPr>
-      <w:r>
-        <w:rPr>
-          <w:spacing w:val="-2"/>
-          <w:lang w:val="ru-RU"/>
-        </w:rPr>
-        <w:t>@media (</w:t>
-      </w:r>
-      <w:proofErr w:type="spellStart"/>
-      <w:r>
-        <w:rPr>
-          <w:spacing w:val="-2"/>
-          <w:lang w:val="ru-RU"/>
-        </w:rPr>
-        <w:t>min-width</w:t>
-      </w:r>
-      <w:proofErr w:type="spellEnd"/>
-      <w:r>
-        <w:rPr>
-          <w:spacing w:val="-2"/>
-          <w:lang w:val="ru-RU"/>
-        </w:rPr>
-        <w:t xml:space="preserve">: 1024px): </w:t>
-      </w:r>
-      <w:proofErr w:type="spellStart"/>
-      <w:r>
-        <w:rPr>
-          <w:spacing w:val="-2"/>
-          <w:lang w:val="ru-RU"/>
-        </w:rPr>
-        <w:t>збільшіть</w:t>
-      </w:r>
-      <w:proofErr w:type="spellEnd"/>
-      <w:r>
-        <w:rPr>
-          <w:spacing w:val="-2"/>
-          <w:lang w:val="ru-RU"/>
-        </w:rPr>
-        <w:t xml:space="preserve"> </w:t>
-      </w:r>
-      <w:proofErr w:type="spellStart"/>
-      <w:r>
-        <w:rPr>
-          <w:spacing w:val="-2"/>
-          <w:lang w:val="ru-RU"/>
-        </w:rPr>
-        <w:t>кількість</w:t>
-      </w:r>
-      <w:proofErr w:type="spellEnd"/>
-      <w:r>
-        <w:rPr>
-          <w:spacing w:val="-2"/>
-          <w:lang w:val="ru-RU"/>
-        </w:rPr>
-        <w:t xml:space="preserve"> колонок до 3-4 (див. </w:t>
-      </w:r>
-      <w:proofErr w:type="spellStart"/>
-      <w:r>
-        <w:rPr>
-          <w:spacing w:val="-2"/>
-          <w:lang w:val="ru-RU"/>
-        </w:rPr>
-        <w:t>свій</w:t>
-      </w:r>
-      <w:proofErr w:type="spellEnd"/>
-      <w:r>
-        <w:rPr>
-          <w:spacing w:val="-2"/>
-          <w:lang w:val="ru-RU"/>
-        </w:rPr>
-        <w:t xml:space="preserve"> </w:t>
-      </w:r>
-      <w:proofErr w:type="spellStart"/>
-      <w:r>
-        <w:rPr>
-          <w:spacing w:val="-2"/>
-          <w:lang w:val="ru-RU"/>
-        </w:rPr>
-        <w:t>варіант</w:t>
-      </w:r>
-      <w:proofErr w:type="spellEnd"/>
-      <w:r>
-        <w:rPr>
-          <w:spacing w:val="-2"/>
-          <w:lang w:val="ru-RU"/>
-        </w:rPr>
-        <w:t xml:space="preserve">), </w:t>
-      </w:r>
-      <w:proofErr w:type="spellStart"/>
-      <w:r>
-        <w:rPr>
-          <w:spacing w:val="-2"/>
-          <w:lang w:val="ru-RU"/>
-        </w:rPr>
-        <w:t>розташуйте</w:t>
-      </w:r>
-      <w:proofErr w:type="spellEnd"/>
-    </w:p>
-    <w:p>
-      <w:pPr>
-        <w:pStyle w:val="a3"/>
-        <w:ind w:firstLine="645"/>
-        <w:rPr>
-          <w:spacing w:val="-2"/>
-          <w:lang w:val="ru-RU"/>
-        </w:rPr>
-      </w:pPr>
-      <w:proofErr w:type="spellStart"/>
-      <w:r>
-        <w:rPr>
-          <w:spacing w:val="-2"/>
-          <w:lang w:val="ru-RU"/>
-        </w:rPr>
-        <w:t>main</w:t>
-      </w:r>
-      <w:proofErr w:type="spellEnd"/>
-      <w:r>
-        <w:rPr>
-          <w:spacing w:val="-2"/>
-          <w:lang w:val="ru-RU"/>
-        </w:rPr>
-        <w:t xml:space="preserve"> і </w:t>
-      </w:r>
-      <w:proofErr w:type="spellStart"/>
-      <w:r>
-        <w:rPr>
-          <w:spacing w:val="-2"/>
-          <w:lang w:val="ru-RU"/>
-        </w:rPr>
-        <w:t>aside</w:t>
-      </w:r>
-      <w:proofErr w:type="spellEnd"/>
-      <w:r>
-        <w:rPr>
-          <w:spacing w:val="-2"/>
-          <w:lang w:val="ru-RU"/>
-        </w:rPr>
-        <w:t xml:space="preserve"> (</w:t>
-      </w:r>
-      <w:proofErr w:type="spellStart"/>
-      <w:r>
-        <w:rPr>
-          <w:spacing w:val="-2"/>
-          <w:lang w:val="ru-RU"/>
-        </w:rPr>
-        <w:t>якщо</w:t>
-      </w:r>
-      <w:proofErr w:type="spellEnd"/>
-      <w:r>
-        <w:rPr>
-          <w:spacing w:val="-2"/>
-          <w:lang w:val="ru-RU"/>
-        </w:rPr>
-        <w:t xml:space="preserve"> є) </w:t>
-      </w:r>
-      <w:proofErr w:type="spellStart"/>
-      <w:r>
-        <w:rPr>
-          <w:spacing w:val="-2"/>
-          <w:lang w:val="ru-RU"/>
-        </w:rPr>
-        <w:t>поруч</w:t>
-      </w:r>
-      <w:proofErr w:type="spellEnd"/>
-      <w:r>
-        <w:rPr>
-          <w:spacing w:val="-2"/>
-          <w:lang w:val="ru-RU"/>
-        </w:rPr>
-        <w:t xml:space="preserve"> через </w:t>
-      </w:r>
-      <w:proofErr w:type="spellStart"/>
-      <w:r>
-        <w:rPr>
-          <w:spacing w:val="-2"/>
-          <w:lang w:val="ru-RU"/>
-        </w:rPr>
-        <w:t>grid-template-columns</w:t>
-      </w:r>
-      <w:proofErr w:type="spellEnd"/>
-      <w:r>
-        <w:rPr>
-          <w:spacing w:val="-2"/>
-          <w:lang w:val="ru-RU"/>
-        </w:rPr>
-        <w:t xml:space="preserve">, </w:t>
-      </w:r>
-      <w:proofErr w:type="spellStart"/>
-      <w:r>
-        <w:rPr>
-          <w:spacing w:val="-2"/>
-          <w:lang w:val="ru-RU"/>
-        </w:rPr>
-        <w:t>збільшіть</w:t>
-      </w:r>
-      <w:proofErr w:type="spellEnd"/>
-      <w:r>
-        <w:rPr>
-          <w:spacing w:val="-2"/>
-          <w:lang w:val="ru-RU"/>
-        </w:rPr>
-        <w:t xml:space="preserve"> </w:t>
-      </w:r>
-      <w:proofErr w:type="spellStart"/>
-      <w:r>
-        <w:rPr>
-          <w:spacing w:val="-2"/>
-          <w:lang w:val="ru-RU"/>
-        </w:rPr>
-        <w:t>максимальну</w:t>
-      </w:r>
-      <w:proofErr w:type="spellEnd"/>
-      <w:r>
-        <w:rPr>
-          <w:spacing w:val="-2"/>
-          <w:lang w:val="ru-RU"/>
-        </w:rPr>
-        <w:t xml:space="preserve"> ширину контенту</w:t>
-      </w:r>
-    </w:p>
-    <w:p>
-      <w:pPr>
-        <w:pStyle w:val="a3"/>
-        <w:ind w:firstLine="645"/>
-        <w:rPr>
-          <w:spacing w:val="-2"/>
-          <w:lang w:val="ru-RU"/>
-        </w:rPr>
-      </w:pPr>
-      <w:r>
-        <w:rPr>
-          <w:spacing w:val="-2"/>
-          <w:lang w:val="ru-RU"/>
-        </w:rPr>
-        <w:t xml:space="preserve">та </w:t>
-      </w:r>
-      <w:proofErr w:type="spellStart"/>
-      <w:r>
-        <w:rPr>
-          <w:spacing w:val="-2"/>
-          <w:lang w:val="ru-RU"/>
-        </w:rPr>
-        <w:t>відступи</w:t>
-      </w:r>
-      <w:proofErr w:type="spellEnd"/>
-      <w:r>
-        <w:rPr>
-          <w:spacing w:val="-2"/>
-          <w:lang w:val="ru-RU"/>
-        </w:rPr>
-        <w:t>.</w:t>
-      </w:r>
-    </w:p>
-    <w:p>
-      <w:pPr>
-        <w:pStyle w:val="a3"/>
-        <w:ind w:firstLine="645"/>
-        <w:rPr>
-          <w:spacing w:val="-2"/>
-          <w:lang w:val="ru-RU"/>
-        </w:rPr>
-      </w:pPr>
-      <w:r>
-        <w:rPr>
+        <w:t>Крок 6. Додати медіа-запит для десктопа</w:t>
+      </w:r>
+    </w:p>
+    <w:p>
+      <w:pPr>
+        <w:pStyle w:val="a3"/>
+        <w:ind w:firstLine="645"/>
+        <w:rPr>
+          <w:spacing w:val="-2"/>
+          <w:lang w:val="ru-RU"/>
+        </w:rPr>
+      </w:pPr>
+      <w:r>
+        <w:rPr>
+          <w:spacing w:val="-2"/>
+          <w:lang w:val="ru-RU"/>
+        </w:rPr>
+        <w:t>@media (min-width: 1024px): збільшіть кількість колонок до 3-4 (див. свій варіант), розташуйте</w:t>
+      </w:r>
+    </w:p>
+    <w:p>
+      <w:pPr>
+        <w:pStyle w:val="a3"/>
+        <w:ind w:firstLine="645"/>
+        <w:rPr>
+          <w:spacing w:val="-2"/>
+          <w:lang w:val="ru-RU"/>
+        </w:rPr>
+      </w:pPr>
+      <w:r>
+        <w:rPr>
+          <w:spacing w:val="-2"/>
+          <w:lang w:val="ru-RU"/>
+        </w:rPr>
+        <w:t>main і aside (якщо є) поруч через grid-template-columns, збільшіть максимальну ширину контенту</w:t>
+      </w:r>
+    </w:p>
+    <w:p>
+      <w:pPr>
+        <w:pStyle w:val="a3"/>
+        <w:ind w:firstLine="645"/>
+        <w:rPr>
+          <w:spacing w:val="-2"/>
+          <w:lang w:val="ru-RU"/>
+        </w:rPr>
+      </w:pPr>
+      <w:r>
+        <w:rPr>
+          <w:spacing w:val="-2"/>
+          <w:lang w:val="ru-RU"/>
+        </w:rPr>
+        <w:t>та відступи.</w:t>
+      </w:r>
+    </w:p>
+    <w:p>
+      <w:pPr>
+        <w:pStyle w:val="a3"/>
+        <w:ind w:firstLine="645"/>
+        <w:rPr>
+          <w:spacing w:val="-2"/>
+          <w:lang w:val="ru-RU"/>
+        </w:rPr>
+      </w:pPr>
+      <w:r>
+        <w:rPr>
+          <w:noProof/>
           <w:spacing w:val="-2"/>
           <w:lang w:val="ru-RU"/>
         </w:rPr>
@@ -3334,107 +2157,53 @@
           <w:spacing w:val="-2"/>
           <w:lang w:val="ru-RU"/>
         </w:rPr>
-        <w:t xml:space="preserve">Рис. 6. </w:t>
-      </w:r>
-      <w:proofErr w:type="spellStart"/>
-      <w:r>
-        <w:rPr>
-          <w:spacing w:val="-2"/>
-          <w:lang w:val="ru-RU"/>
-        </w:rPr>
-        <w:t>Налаштування</w:t>
-      </w:r>
-      <w:proofErr w:type="spellEnd"/>
-      <w:r>
-        <w:rPr>
-          <w:spacing w:val="-2"/>
-          <w:lang w:val="ru-RU"/>
-        </w:rPr>
-        <w:t xml:space="preserve"> </w:t>
-      </w:r>
-      <w:r>
-        <w:rPr>
-          <w:spacing w:val="-2"/>
-        </w:rPr>
-        <w:t xml:space="preserve">медіа запиту для </w:t>
-      </w:r>
-      <w:proofErr w:type="spellStart"/>
-      <w:r>
-        <w:rPr>
-          <w:spacing w:val="-2"/>
-        </w:rPr>
-        <w:t>десктопа</w:t>
-      </w:r>
-      <w:proofErr w:type="spellEnd"/>
-    </w:p>
-    <w:p>
-      <w:pPr>
-        <w:pStyle w:val="a3"/>
-        <w:ind w:firstLine="645"/>
-        <w:rPr>
-          <w:spacing w:val="-2"/>
-        </w:rPr>
-      </w:pPr>
-    </w:p>
-    <w:p>
-      <w:pPr>
-        <w:pStyle w:val="a3"/>
-        <w:ind w:firstLine="645"/>
-        <w:rPr>
-          <w:spacing w:val="-2"/>
-          <w:lang w:val="ru-RU"/>
-        </w:rPr>
-      </w:pPr>
-      <w:r>
-        <w:rPr>
-          <w:spacing w:val="-2"/>
-          <w:lang w:val="ru-RU"/>
-        </w:rPr>
-        <w:t xml:space="preserve">Крок 7. </w:t>
-      </w:r>
-      <w:proofErr w:type="spellStart"/>
-      <w:r>
-        <w:rPr>
-          <w:spacing w:val="-2"/>
-          <w:lang w:val="ru-RU"/>
-        </w:rPr>
-        <w:t>Обмежити</w:t>
-      </w:r>
-      <w:proofErr w:type="spellEnd"/>
-      <w:r>
-        <w:rPr>
-          <w:spacing w:val="-2"/>
-          <w:lang w:val="ru-RU"/>
-        </w:rPr>
-        <w:t xml:space="preserve"> ширину </w:t>
-      </w:r>
-      <w:proofErr w:type="spellStart"/>
-      <w:r>
-        <w:rPr>
-          <w:spacing w:val="-2"/>
-          <w:lang w:val="ru-RU"/>
-        </w:rPr>
-        <w:t>зображень</w:t>
-      </w:r>
-      <w:proofErr w:type="spellEnd"/>
-    </w:p>
-    <w:p>
-      <w:pPr>
-        <w:pStyle w:val="a3"/>
-        <w:ind w:firstLine="645"/>
-        <w:rPr>
-          <w:spacing w:val="-2"/>
-          <w:lang w:val="ru-RU"/>
-        </w:rPr>
-      </w:pPr>
-      <w:r>
-        <w:rPr>
-          <w:spacing w:val="-2"/>
-          <w:lang w:val="ru-RU"/>
+        <w:t xml:space="preserve">Рис. 6. Налаштування </w:t>
+      </w:r>
+      <w:r>
+        <w:rPr>
+          <w:spacing w:val="-2"/>
+        </w:rPr>
+        <w:t>медіа запиту для десктопа</w:t>
+      </w:r>
+    </w:p>
+    <w:p>
+      <w:pPr>
+        <w:pStyle w:val="a3"/>
+        <w:ind w:firstLine="645"/>
+        <w:rPr>
+          <w:spacing w:val="-2"/>
+        </w:rPr>
+      </w:pPr>
+    </w:p>
+    <w:p>
+      <w:pPr>
+        <w:pStyle w:val="a3"/>
+        <w:ind w:firstLine="645"/>
+        <w:rPr>
+          <w:spacing w:val="-2"/>
+        </w:rPr>
+      </w:pPr>
+      <w:r>
+        <w:rPr>
+          <w:spacing w:val="-2"/>
+        </w:rPr>
+        <w:t>Крок 7. Обмежити ширину зображень</w:t>
+      </w:r>
+    </w:p>
+    <w:p>
+      <w:pPr>
+        <w:pStyle w:val="a3"/>
+        <w:ind w:firstLine="645"/>
+        <w:rPr>
+          <w:spacing w:val="-2"/>
+        </w:rPr>
+      </w:pPr>
+      <w:r>
+        <w:rPr>
+          <w:spacing w:val="-2"/>
         </w:rPr>
         <w:t xml:space="preserve">Додайте правило </w:t>
       </w:r>
-      <w:proofErr w:type="spellStart"/>
       <w:r>
         <w:rPr>
           <w:spacing w:val="-2"/>
@@ -3442,23 +2211,12 @@
         </w:rPr>
         <w:t>img</w:t>
       </w:r>
-      <w:proofErr w:type="spellEnd"/>
-      <w:r>
-        <w:rPr>
-          <w:spacing w:val="-2"/>
-          <w:lang w:val="ru-RU"/>
-        </w:rPr>
-        <w:t xml:space="preserve"> </w:t>
-      </w:r>
-      <w:proofErr w:type="gramStart"/>
-      <w:r>
-        <w:rPr>
-          <w:spacing w:val="-2"/>
-          <w:lang w:val="ru-RU"/>
-        </w:rPr>
-        <w:t xml:space="preserve">{ </w:t>
-      </w:r>
-      <w:proofErr w:type="spellStart"/>
+      <w:r>
+        <w:rPr>
+          <w:spacing w:val="-2"/>
+        </w:rPr>
+        <w:t xml:space="preserve"> { </w:t>
+      </w:r>
       <w:r>
         <w:rPr>
           <w:spacing w:val="-2"/>
@@ -3466,23 +2224,25 @@
         </w:rPr>
         <w:t>max</w:t>
       </w:r>
-      <w:proofErr w:type="gramEnd"/>
-      <w:r>
-        <w:rPr>
-          <w:spacing w:val="-2"/>
-          <w:lang w:val="ru-RU"/>
-        </w:rPr>
-        <w:t>-width</w:t>
-      </w:r>
-      <w:proofErr w:type="spellEnd"/>
-      <w:r>
-        <w:rPr>
-          <w:spacing w:val="-2"/>
-          <w:lang w:val="ru-RU"/>
+      <w:r>
+        <w:rPr>
+          <w:spacing w:val="-2"/>
+        </w:rPr>
+        <w:t>-</w:t>
+      </w:r>
+      <w:r>
+        <w:rPr>
+          <w:spacing w:val="-2"/>
+          <w:lang w:val="ru-RU"/>
+        </w:rPr>
+        <w:t>width</w:t>
+      </w:r>
+      <w:r>
+        <w:rPr>
+          <w:spacing w:val="-2"/>
         </w:rPr>
         <w:t xml:space="preserve">: 100%; </w:t>
       </w:r>
-      <w:proofErr w:type="spellStart"/>
       <w:r>
         <w:rPr>
           <w:spacing w:val="-2"/>
@@ -3490,15 +2250,12 @@
         </w:rPr>
         <w:t>height</w:t>
       </w:r>
-      <w:proofErr w:type="spellEnd"/>
-      <w:r>
-        <w:rPr>
-          <w:spacing w:val="-2"/>
-          <w:lang w:val="ru-RU"/>
+      <w:r>
+        <w:rPr>
+          <w:spacing w:val="-2"/>
         </w:rPr>
         <w:t xml:space="preserve">: </w:t>
       </w:r>
-      <w:proofErr w:type="spellStart"/>
       <w:r>
         <w:rPr>
           <w:spacing w:val="-2"/>
@@ -3506,112 +2263,28 @@
         </w:rPr>
         <w:t>auto</w:t>
       </w:r>
-      <w:proofErr w:type="spellEnd"/>
-      <w:r>
-        <w:rPr>
-          <w:spacing w:val="-2"/>
-          <w:lang w:val="ru-RU"/>
-        </w:rPr>
-        <w:t xml:space="preserve">; }, </w:t>
-      </w:r>
-      <w:proofErr w:type="spellStart"/>
-      <w:r>
-        <w:rPr>
-          <w:spacing w:val="-2"/>
-          <w:lang w:val="ru-RU"/>
-        </w:rPr>
-        <w:t>щоб</w:t>
-      </w:r>
-      <w:proofErr w:type="spellEnd"/>
-      <w:r>
-        <w:rPr>
-          <w:spacing w:val="-2"/>
-          <w:lang w:val="ru-RU"/>
-        </w:rPr>
-        <w:t xml:space="preserve"> </w:t>
-      </w:r>
-      <w:proofErr w:type="spellStart"/>
-      <w:r>
-        <w:rPr>
-          <w:spacing w:val="-2"/>
-          <w:lang w:val="ru-RU"/>
-        </w:rPr>
-        <w:t>зображення</w:t>
-      </w:r>
-      <w:proofErr w:type="spellEnd"/>
-      <w:r>
-        <w:rPr>
-          <w:spacing w:val="-2"/>
-          <w:lang w:val="ru-RU"/>
-        </w:rPr>
-        <w:t xml:space="preserve"> не </w:t>
-      </w:r>
-      <w:proofErr w:type="spellStart"/>
-      <w:r>
-        <w:rPr>
-          <w:spacing w:val="-2"/>
-          <w:lang w:val="ru-RU"/>
-        </w:rPr>
-        <w:t>переповнювали</w:t>
-      </w:r>
-      <w:proofErr w:type="spellEnd"/>
-    </w:p>
-    <w:p>
-      <w:pPr>
-        <w:pStyle w:val="a3"/>
-        <w:ind w:firstLine="645"/>
-        <w:rPr>
-          <w:spacing w:val="-2"/>
-          <w:lang w:val="ru-RU"/>
-        </w:rPr>
-      </w:pPr>
-      <w:proofErr w:type="spellStart"/>
-      <w:r>
-        <w:rPr>
-          <w:spacing w:val="-2"/>
-          <w:lang w:val="ru-RU"/>
-        </w:rPr>
-        <w:t>вузькі</w:t>
-      </w:r>
-      <w:proofErr w:type="spellEnd"/>
-      <w:r>
-        <w:rPr>
-          <w:spacing w:val="-2"/>
-          <w:lang w:val="ru-RU"/>
-        </w:rPr>
-        <w:t xml:space="preserve"> </w:t>
-      </w:r>
-      <w:proofErr w:type="spellStart"/>
-      <w:r>
-        <w:rPr>
-          <w:spacing w:val="-2"/>
-          <w:lang w:val="ru-RU"/>
-        </w:rPr>
-        <w:t>контейнери</w:t>
-      </w:r>
-      <w:proofErr w:type="spellEnd"/>
-      <w:r>
-        <w:rPr>
-          <w:spacing w:val="-2"/>
-          <w:lang w:val="ru-RU"/>
-        </w:rPr>
-        <w:t xml:space="preserve"> на </w:t>
-      </w:r>
-      <w:proofErr w:type="spellStart"/>
-      <w:r>
-        <w:rPr>
-          <w:spacing w:val="-2"/>
-          <w:lang w:val="ru-RU"/>
-        </w:rPr>
-        <w:t>мобільному</w:t>
-      </w:r>
-      <w:proofErr w:type="spellEnd"/>
-      <w:r>
-        <w:rPr>
-          <w:spacing w:val="-2"/>
-          <w:lang w:val="ru-RU"/>
-        </w:rPr>
-        <w:t>.</w:t>
+      <w:r>
+        <w:rPr>
+          <w:spacing w:val="-2"/>
+        </w:rPr>
+        <w:t>; }, щоб зображення не переповнювали</w:t>
+      </w:r>
+    </w:p>
+    <w:p>
+      <w:pPr>
+        <w:pStyle w:val="a3"/>
+        <w:ind w:firstLine="645"/>
+        <w:rPr>
+          <w:spacing w:val="-2"/>
+          <w:lang w:val="ru-RU"/>
+        </w:rPr>
+      </w:pPr>
+      <w:r>
+        <w:rPr>
+          <w:spacing w:val="-2"/>
+          <w:lang w:val="ru-RU"/>
+        </w:rPr>
+        <w:t>вузькі контейнери на мобільному.</w:t>
       </w:r>
     </w:p>
     <w:p>
@@ -3625,6 +2298,7 @@
       </w:pPr>
       <w:r>
         <w:rPr>
+          <w:noProof/>
           <w:spacing w:val="-2"/>
           <w:lang w:val="en-US"/>
         </w:rPr>
@@ -3712,75 +2386,360 @@
         <w:ind w:firstLine="645"/>
         <w:rPr>
           <w:spacing w:val="-2"/>
+        </w:rPr>
+      </w:pPr>
+      <w:r>
+        <w:rPr>
+          <w:spacing w:val="-2"/>
+        </w:rPr>
+        <w:t xml:space="preserve">Рис. 8. Налаштування </w:t>
+      </w:r>
+      <w:r>
+        <w:rPr>
+          <w:spacing w:val="-2"/>
           <w:lang w:val="en-US"/>
         </w:rPr>
-      </w:pPr>
-      <w:r>
-        <w:rPr>
-          <w:spacing w:val="-2"/>
-        </w:rPr>
-        <w:t xml:space="preserve">Рис. 8. Налаштування </w:t>
+        <w:t>footer</w:t>
+      </w:r>
+    </w:p>
+    <w:p>
+      <w:pPr>
+        <w:pStyle w:val="a3"/>
+        <w:ind w:firstLine="645"/>
+        <w:rPr>
+          <w:spacing w:val="-2"/>
+        </w:rPr>
+      </w:pPr>
+      <w:r>
+        <w:rPr>
+          <w:spacing w:val="-2"/>
+        </w:rPr>
+        <w:t xml:space="preserve">Крок 8. Перевірити всі три </w:t>
       </w:r>
       <w:r>
         <w:rPr>
           <w:spacing w:val="-2"/>
           <w:lang w:val="en-US"/>
         </w:rPr>
-        <w:t>footer</w:t>
-      </w:r>
-    </w:p>
-    <w:p>
-      <w:pPr>
-        <w:pStyle w:val="a3"/>
-        <w:ind w:firstLine="645"/>
+        <w:t>breakpoint</w:t>
+      </w:r>
+      <w:r>
+        <w:rPr>
+          <w:spacing w:val="-2"/>
+        </w:rPr>
+        <w:t>'и</w:t>
+      </w:r>
+    </w:p>
+    <w:p>
+      <w:pPr>
+        <w:pStyle w:val="a3"/>
+        <w:ind w:firstLine="645"/>
+        <w:rPr>
+          <w:spacing w:val="-2"/>
+          <w:lang w:val="ru-RU"/>
+        </w:rPr>
+      </w:pPr>
+      <w:r>
+        <w:rPr>
+          <w:spacing w:val="-2"/>
+          <w:lang w:val="ru-RU"/>
+        </w:rPr>
+        <w:t>У</w:t>
+      </w:r>
+      <w:r>
+        <w:rPr>
+          <w:spacing w:val="-2"/>
+          <w:lang w:val="ru-RU"/>
+        </w:rPr>
+        <w:t xml:space="preserve"> </w:t>
+      </w:r>
+      <w:r>
         <w:rPr>
           <w:spacing w:val="-2"/>
           <w:lang w:val="en-US"/>
         </w:rPr>
-      </w:pPr>
-      <w:r>
-        <w:rPr>
-          <w:spacing w:val="-2"/>
-          <w:lang w:val="ru-RU"/>
-        </w:rPr>
-        <w:t>Крок</w:t>
+        <w:t>DevTools</w:t>
+      </w:r>
+      <w:r>
+        <w:rPr>
+          <w:spacing w:val="-2"/>
+          <w:lang w:val="ru-RU"/>
+        </w:rPr>
+        <w:t xml:space="preserve"> </w:t>
+      </w:r>
+      <w:r>
+        <w:rPr>
+          <w:spacing w:val="-2"/>
+          <w:lang w:val="ru-RU"/>
+        </w:rPr>
+        <w:t>увімкніть</w:t>
+      </w:r>
+      <w:r>
+        <w:rPr>
+          <w:spacing w:val="-2"/>
+          <w:lang w:val="ru-RU"/>
+        </w:rPr>
+        <w:t xml:space="preserve"> </w:t>
+      </w:r>
+      <w:r>
+        <w:rPr>
+          <w:spacing w:val="-2"/>
+          <w:lang w:val="ru-RU"/>
+        </w:rPr>
+        <w:t>режим</w:t>
+      </w:r>
+      <w:r>
+        <w:rPr>
+          <w:spacing w:val="-2"/>
+          <w:lang w:val="ru-RU"/>
+        </w:rPr>
+        <w:t xml:space="preserve"> </w:t>
+      </w:r>
+      <w:r>
+        <w:rPr>
+          <w:spacing w:val="-2"/>
+          <w:lang w:val="ru-RU"/>
+        </w:rPr>
+        <w:t>емуляції</w:t>
+      </w:r>
+      <w:r>
+        <w:rPr>
+          <w:spacing w:val="-2"/>
+          <w:lang w:val="ru-RU"/>
+        </w:rPr>
+        <w:t xml:space="preserve"> </w:t>
+      </w:r>
+      <w:r>
+        <w:rPr>
+          <w:spacing w:val="-2"/>
+          <w:lang w:val="ru-RU"/>
+        </w:rPr>
+        <w:t>пристроїв</w:t>
+      </w:r>
+      <w:r>
+        <w:rPr>
+          <w:spacing w:val="-2"/>
+          <w:lang w:val="ru-RU"/>
+        </w:rPr>
+        <w:t xml:space="preserve">, </w:t>
+      </w:r>
+      <w:r>
+        <w:rPr>
+          <w:spacing w:val="-2"/>
+          <w:lang w:val="ru-RU"/>
+        </w:rPr>
+        <w:t>перевірте</w:t>
+      </w:r>
+      <w:r>
+        <w:rPr>
+          <w:spacing w:val="-2"/>
+          <w:lang w:val="ru-RU"/>
+        </w:rPr>
+        <w:t xml:space="preserve"> </w:t>
+      </w:r>
+      <w:r>
+        <w:rPr>
+          <w:spacing w:val="-2"/>
+          <w:lang w:val="ru-RU"/>
+        </w:rPr>
+        <w:t>вигляд</w:t>
+      </w:r>
+      <w:r>
+        <w:rPr>
+          <w:spacing w:val="-2"/>
+          <w:lang w:val="ru-RU"/>
+        </w:rPr>
+        <w:t xml:space="preserve"> </w:t>
+      </w:r>
+      <w:r>
+        <w:rPr>
+          <w:spacing w:val="-2"/>
+          <w:lang w:val="ru-RU"/>
+        </w:rPr>
+        <w:t>сторінки</w:t>
+      </w:r>
+      <w:r>
+        <w:rPr>
+          <w:spacing w:val="-2"/>
+          <w:lang w:val="ru-RU"/>
+        </w:rPr>
+        <w:t xml:space="preserve"> </w:t>
+      </w:r>
+      <w:r>
+        <w:rPr>
+          <w:spacing w:val="-2"/>
+          <w:lang w:val="ru-RU"/>
+        </w:rPr>
+        <w:t>на</w:t>
+      </w:r>
+      <w:r>
+        <w:rPr>
+          <w:spacing w:val="-2"/>
+          <w:lang w:val="ru-RU"/>
+        </w:rPr>
+        <w:t xml:space="preserve"> </w:t>
+      </w:r>
+      <w:r>
+        <w:rPr>
+          <w:spacing w:val="-2"/>
+          <w:lang w:val="ru-RU"/>
+        </w:rPr>
+        <w:t>ширині</w:t>
+      </w:r>
+      <w:r>
+        <w:rPr>
+          <w:spacing w:val="-2"/>
+          <w:lang w:val="ru-RU"/>
+        </w:rPr>
+        <w:t xml:space="preserve"> ~375</w:t>
       </w:r>
       <w:r>
         <w:rPr>
           <w:spacing w:val="-2"/>
           <w:lang w:val="en-US"/>
         </w:rPr>
-        <w:t xml:space="preserve"> 8. </w:t>
-      </w:r>
-      <w:proofErr w:type="spellStart"/>
-      <w:r>
-        <w:rPr>
-          <w:spacing w:val="-2"/>
-          <w:lang w:val="ru-RU"/>
-        </w:rPr>
-        <w:t>Перевірити</w:t>
-      </w:r>
-      <w:proofErr w:type="spellEnd"/>
+        <w:t>px</w:t>
+      </w:r>
+    </w:p>
+    <w:p>
+      <w:pPr>
+        <w:pStyle w:val="a3"/>
+        <w:ind w:firstLine="645"/>
+        <w:rPr>
+          <w:spacing w:val="-2"/>
+          <w:lang w:val="ru-RU"/>
+        </w:rPr>
+      </w:pPr>
+      <w:r>
+        <w:rPr>
+          <w:spacing w:val="-2"/>
+          <w:lang w:val="ru-RU"/>
+        </w:rPr>
+        <w:t>(</w:t>
+      </w:r>
+      <w:r>
+        <w:rPr>
+          <w:spacing w:val="-2"/>
+          <w:lang w:val="ru-RU"/>
+        </w:rPr>
+        <w:t>мобільний</w:t>
+      </w:r>
+      <w:r>
+        <w:rPr>
+          <w:spacing w:val="-2"/>
+          <w:lang w:val="ru-RU"/>
+        </w:rPr>
+        <w:t>), ~768</w:t>
+      </w:r>
       <w:r>
         <w:rPr>
           <w:spacing w:val="-2"/>
           <w:lang w:val="en-US"/>
         </w:rPr>
+        <w:t>px</w:t>
+      </w:r>
+      <w:r>
+        <w:rPr>
+          <w:spacing w:val="-2"/>
+          <w:lang w:val="ru-RU"/>
+        </w:rPr>
+        <w:t xml:space="preserve"> (</w:t>
+      </w:r>
+      <w:r>
+        <w:rPr>
+          <w:spacing w:val="-2"/>
+          <w:lang w:val="ru-RU"/>
+        </w:rPr>
+        <w:t>планшет</w:t>
+      </w:r>
+      <w:r>
+        <w:rPr>
+          <w:spacing w:val="-2"/>
+          <w:lang w:val="ru-RU"/>
+        </w:rPr>
+        <w:t xml:space="preserve">) </w:t>
+      </w:r>
+      <w:r>
+        <w:rPr>
+          <w:spacing w:val="-2"/>
+          <w:lang w:val="ru-RU"/>
+        </w:rPr>
+        <w:t>і</w:t>
+      </w:r>
+      <w:r>
+        <w:rPr>
+          <w:spacing w:val="-2"/>
+          <w:lang w:val="ru-RU"/>
+        </w:rPr>
+        <w:t xml:space="preserve"> ~1280</w:t>
+      </w:r>
+      <w:r>
+        <w:rPr>
+          <w:spacing w:val="-2"/>
+          <w:lang w:val="en-US"/>
+        </w:rPr>
+        <w:t>px</w:t>
+      </w:r>
+      <w:r>
+        <w:rPr>
+          <w:spacing w:val="-2"/>
+          <w:lang w:val="ru-RU"/>
+        </w:rPr>
+        <w:t xml:space="preserve"> (</w:t>
+      </w:r>
+      <w:r>
+        <w:rPr>
+          <w:spacing w:val="-2"/>
+          <w:lang w:val="ru-RU"/>
+        </w:rPr>
+        <w:t>десктоп</w:t>
+      </w:r>
+      <w:r>
+        <w:rPr>
+          <w:spacing w:val="-2"/>
+          <w:lang w:val="ru-RU"/>
+        </w:rPr>
+        <w:t xml:space="preserve">) - </w:t>
+      </w:r>
+      <w:r>
+        <w:rPr>
+          <w:spacing w:val="-2"/>
+          <w:lang w:val="ru-RU"/>
+        </w:rPr>
+        <w:t>переконайтеся</w:t>
+      </w:r>
+      <w:r>
+        <w:rPr>
+          <w:spacing w:val="-2"/>
+          <w:lang w:val="ru-RU"/>
+        </w:rPr>
+        <w:t xml:space="preserve">, </w:t>
+      </w:r>
+      <w:r>
+        <w:rPr>
+          <w:spacing w:val="-2"/>
+          <w:lang w:val="ru-RU"/>
+        </w:rPr>
+        <w:t>що</w:t>
+      </w:r>
+      <w:r>
+        <w:rPr>
+          <w:spacing w:val="-2"/>
+          <w:lang w:val="ru-RU"/>
+        </w:rPr>
         <w:t xml:space="preserve"> </w:t>
       </w:r>
-      <w:proofErr w:type="spellStart"/>
-      <w:r>
-        <w:rPr>
-          <w:spacing w:val="-2"/>
-          <w:lang w:val="ru-RU"/>
-        </w:rPr>
-        <w:t>всі</w:t>
-      </w:r>
-      <w:proofErr w:type="spellEnd"/>
-      <w:r>
-        <w:rPr>
-          <w:spacing w:val="-2"/>
-          <w:lang w:val="en-US"/>
+      <w:r>
+        <w:rPr>
+          <w:spacing w:val="-2"/>
+          <w:lang w:val="ru-RU"/>
+        </w:rPr>
+        <w:t>немає</w:t>
+      </w:r>
+      <w:r>
+        <w:rPr>
+          <w:spacing w:val="-2"/>
+          <w:lang w:val="ru-RU"/>
         </w:rPr>
         <w:t xml:space="preserve"> </w:t>
       </w:r>
@@ -3789,395 +2748,38 @@
           <w:spacing w:val="-2"/>
           <w:lang w:val="ru-RU"/>
         </w:rPr>
-        <w:t>три</w:t>
-      </w:r>
-      <w:r>
-        <w:rPr>
-          <w:spacing w:val="-2"/>
-          <w:lang w:val="en-US"/>
-        </w:rPr>
-        <w:t xml:space="preserve"> breakpoint'</w:t>
-      </w:r>
-      <w:r>
-        <w:rPr>
-          <w:spacing w:val="-2"/>
-          <w:lang w:val="ru-RU"/>
-        </w:rPr>
-        <w:t>и</w:t>
-      </w:r>
-    </w:p>
-    <w:p>
-      <w:pPr>
-        <w:pStyle w:val="a3"/>
-        <w:ind w:firstLine="645"/>
-        <w:rPr>
-          <w:spacing w:val="-2"/>
-          <w:lang w:val="en-US"/>
-        </w:rPr>
-      </w:pPr>
-      <w:r>
-        <w:rPr>
-          <w:spacing w:val="-2"/>
-          <w:lang w:val="ru-RU"/>
-        </w:rPr>
-        <w:t>У</w:t>
-      </w:r>
-      <w:r>
-        <w:rPr>
-          <w:spacing w:val="-2"/>
-          <w:lang w:val="en-US"/>
-        </w:rPr>
-        <w:t xml:space="preserve"> </w:t>
-      </w:r>
-      <w:proofErr w:type="spellStart"/>
-      <w:r>
-        <w:rPr>
-          <w:spacing w:val="-2"/>
-          <w:lang w:val="en-US"/>
-        </w:rPr>
-        <w:t>DevTools</w:t>
-      </w:r>
-      <w:proofErr w:type="spellEnd"/>
-      <w:r>
-        <w:rPr>
-          <w:spacing w:val="-2"/>
-          <w:lang w:val="en-US"/>
-        </w:rPr>
-        <w:t xml:space="preserve"> </w:t>
-      </w:r>
-      <w:proofErr w:type="spellStart"/>
-      <w:r>
-        <w:rPr>
-          <w:spacing w:val="-2"/>
-          <w:lang w:val="ru-RU"/>
-        </w:rPr>
-        <w:t>увімкніть</w:t>
-      </w:r>
-      <w:proofErr w:type="spellEnd"/>
-      <w:r>
-        <w:rPr>
-          <w:spacing w:val="-2"/>
-          <w:lang w:val="en-US"/>
-        </w:rPr>
-        <w:t xml:space="preserve"> </w:t>
-      </w:r>
-      <w:r>
-        <w:rPr>
-          <w:spacing w:val="-2"/>
-          <w:lang w:val="ru-RU"/>
-        </w:rPr>
-        <w:t>режим</w:t>
-      </w:r>
-      <w:r>
-        <w:rPr>
-          <w:spacing w:val="-2"/>
-          <w:lang w:val="en-US"/>
-        </w:rPr>
-        <w:t xml:space="preserve"> </w:t>
-      </w:r>
-      <w:proofErr w:type="spellStart"/>
-      <w:r>
-        <w:rPr>
-          <w:spacing w:val="-2"/>
-          <w:lang w:val="ru-RU"/>
-        </w:rPr>
-        <w:t>емуляції</w:t>
-      </w:r>
-      <w:proofErr w:type="spellEnd"/>
-      <w:r>
-        <w:rPr>
-          <w:spacing w:val="-2"/>
-          <w:lang w:val="en-US"/>
-        </w:rPr>
-        <w:t xml:space="preserve"> </w:t>
-      </w:r>
-      <w:proofErr w:type="spellStart"/>
-      <w:r>
-        <w:rPr>
-          <w:spacing w:val="-2"/>
-          <w:lang w:val="ru-RU"/>
-        </w:rPr>
-        <w:t>пристроїв</w:t>
-      </w:r>
-      <w:proofErr w:type="spellEnd"/>
-      <w:r>
-        <w:rPr>
-          <w:spacing w:val="-2"/>
-          <w:lang w:val="en-US"/>
-        </w:rPr>
-        <w:t xml:space="preserve">, </w:t>
-      </w:r>
-      <w:proofErr w:type="spellStart"/>
-      <w:r>
-        <w:rPr>
-          <w:spacing w:val="-2"/>
-          <w:lang w:val="ru-RU"/>
-        </w:rPr>
-        <w:t>перевірте</w:t>
-      </w:r>
-      <w:proofErr w:type="spellEnd"/>
-      <w:r>
-        <w:rPr>
-          <w:spacing w:val="-2"/>
-          <w:lang w:val="en-US"/>
-        </w:rPr>
-        <w:t xml:space="preserve"> </w:t>
-      </w:r>
-      <w:proofErr w:type="spellStart"/>
-      <w:r>
-        <w:rPr>
-          <w:spacing w:val="-2"/>
-          <w:lang w:val="ru-RU"/>
-        </w:rPr>
-        <w:t>вигляд</w:t>
-      </w:r>
-      <w:proofErr w:type="spellEnd"/>
-      <w:r>
-        <w:rPr>
-          <w:spacing w:val="-2"/>
-          <w:lang w:val="en-US"/>
-        </w:rPr>
-        <w:t xml:space="preserve"> </w:t>
-      </w:r>
-      <w:proofErr w:type="spellStart"/>
-      <w:r>
-        <w:rPr>
-          <w:spacing w:val="-2"/>
-          <w:lang w:val="ru-RU"/>
-        </w:rPr>
-        <w:t>сторінки</w:t>
-      </w:r>
-      <w:proofErr w:type="spellEnd"/>
-      <w:r>
-        <w:rPr>
-          <w:spacing w:val="-2"/>
-          <w:lang w:val="en-US"/>
-        </w:rPr>
-        <w:t xml:space="preserve"> </w:t>
-      </w:r>
-      <w:r>
-        <w:rPr>
-          <w:spacing w:val="-2"/>
-          <w:lang w:val="ru-RU"/>
-        </w:rPr>
-        <w:t>на</w:t>
-      </w:r>
-      <w:r>
-        <w:rPr>
-          <w:spacing w:val="-2"/>
-          <w:lang w:val="en-US"/>
-        </w:rPr>
-        <w:t xml:space="preserve"> </w:t>
-      </w:r>
-      <w:proofErr w:type="spellStart"/>
-      <w:r>
-        <w:rPr>
-          <w:spacing w:val="-2"/>
-          <w:lang w:val="ru-RU"/>
-        </w:rPr>
-        <w:t>ширині</w:t>
-      </w:r>
-      <w:proofErr w:type="spellEnd"/>
-      <w:r>
-        <w:rPr>
-          <w:spacing w:val="-2"/>
-          <w:lang w:val="en-US"/>
-        </w:rPr>
-        <w:t xml:space="preserve"> ~375px</w:t>
-      </w:r>
-    </w:p>
-    <w:p>
-      <w:pPr>
-        <w:pStyle w:val="a3"/>
-        <w:ind w:firstLine="645"/>
-        <w:rPr>
-          <w:spacing w:val="-2"/>
-          <w:lang w:val="en-US"/>
-        </w:rPr>
-      </w:pPr>
-      <w:r>
-        <w:rPr>
-          <w:spacing w:val="-2"/>
-          <w:lang w:val="en-US"/>
-        </w:rPr>
-        <w:t>(</w:t>
-      </w:r>
-      <w:proofErr w:type="spellStart"/>
-      <w:r>
-        <w:rPr>
-          <w:spacing w:val="-2"/>
-          <w:lang w:val="ru-RU"/>
-        </w:rPr>
-        <w:t>мобільний</w:t>
-      </w:r>
-      <w:proofErr w:type="spellEnd"/>
-      <w:r>
-        <w:rPr>
-          <w:spacing w:val="-2"/>
-          <w:lang w:val="en-US"/>
-        </w:rPr>
-        <w:t>), ~768px (</w:t>
-      </w:r>
-      <w:r>
-        <w:rPr>
-          <w:spacing w:val="-2"/>
-          <w:lang w:val="ru-RU"/>
-        </w:rPr>
-        <w:t>планшет</w:t>
-      </w:r>
-      <w:r>
-        <w:rPr>
-          <w:spacing w:val="-2"/>
-          <w:lang w:val="en-US"/>
-        </w:rPr>
-        <w:t xml:space="preserve">) </w:t>
-      </w:r>
-      <w:r>
-        <w:rPr>
-          <w:spacing w:val="-2"/>
-          <w:lang w:val="ru-RU"/>
-        </w:rPr>
-        <w:t>і</w:t>
-      </w:r>
-      <w:r>
-        <w:rPr>
-          <w:spacing w:val="-2"/>
-          <w:lang w:val="en-US"/>
-        </w:rPr>
-        <w:t xml:space="preserve"> ~1280px (</w:t>
-      </w:r>
-      <w:r>
-        <w:rPr>
-          <w:spacing w:val="-2"/>
-          <w:lang w:val="ru-RU"/>
-        </w:rPr>
-        <w:t>десктоп</w:t>
-      </w:r>
-      <w:r>
-        <w:rPr>
-          <w:spacing w:val="-2"/>
-          <w:lang w:val="en-US"/>
-        </w:rPr>
-        <w:t xml:space="preserve">) - </w:t>
-      </w:r>
-      <w:proofErr w:type="spellStart"/>
-      <w:r>
-        <w:rPr>
-          <w:spacing w:val="-2"/>
-          <w:lang w:val="ru-RU"/>
-        </w:rPr>
-        <w:t>переконайтеся</w:t>
-      </w:r>
-      <w:proofErr w:type="spellEnd"/>
-      <w:r>
-        <w:rPr>
-          <w:spacing w:val="-2"/>
-          <w:lang w:val="en-US"/>
-        </w:rPr>
-        <w:t xml:space="preserve">, </w:t>
-      </w:r>
-      <w:proofErr w:type="spellStart"/>
-      <w:r>
-        <w:rPr>
-          <w:spacing w:val="-2"/>
-          <w:lang w:val="ru-RU"/>
-        </w:rPr>
-        <w:t>що</w:t>
-      </w:r>
-      <w:proofErr w:type="spellEnd"/>
-      <w:r>
-        <w:rPr>
-          <w:spacing w:val="-2"/>
-          <w:lang w:val="en-US"/>
-        </w:rPr>
-        <w:t xml:space="preserve"> </w:t>
-      </w:r>
-      <w:proofErr w:type="spellStart"/>
-      <w:r>
-        <w:rPr>
-          <w:spacing w:val="-2"/>
-          <w:lang w:val="ru-RU"/>
-        </w:rPr>
-        <w:t>немає</w:t>
-      </w:r>
-      <w:proofErr w:type="spellEnd"/>
-      <w:r>
-        <w:rPr>
-          <w:spacing w:val="-2"/>
-          <w:lang w:val="en-US"/>
-        </w:rPr>
-        <w:t xml:space="preserve"> </w:t>
-      </w:r>
-      <w:proofErr w:type="spellStart"/>
-      <w:r>
-        <w:rPr>
-          <w:spacing w:val="-2"/>
-          <w:lang w:val="ru-RU"/>
-        </w:rPr>
         <w:t>горизонтальної</w:t>
       </w:r>
-      <w:proofErr w:type="spellEnd"/>
-    </w:p>
-    <w:p>
-      <w:pPr>
-        <w:pStyle w:val="a3"/>
-        <w:ind w:firstLine="645"/>
-        <w:rPr>
-          <w:spacing w:val="-2"/>
-          <w:lang w:val="ru-RU"/>
-        </w:rPr>
-      </w:pPr>
-      <w:r>
-        <w:rPr>
-          <w:spacing w:val="-2"/>
-          <w:lang w:val="ru-RU"/>
-        </w:rPr>
-        <w:t xml:space="preserve">прокрутки й </w:t>
-      </w:r>
-      <w:proofErr w:type="spellStart"/>
-      <w:r>
-        <w:rPr>
-          <w:spacing w:val="-2"/>
-          <w:lang w:val="ru-RU"/>
-        </w:rPr>
-        <w:t>елементи</w:t>
-      </w:r>
-      <w:proofErr w:type="spellEnd"/>
-      <w:r>
-        <w:rPr>
-          <w:spacing w:val="-2"/>
-          <w:lang w:val="ru-RU"/>
-        </w:rPr>
-        <w:t xml:space="preserve"> не </w:t>
-      </w:r>
-      <w:proofErr w:type="spellStart"/>
-      <w:r>
-        <w:rPr>
-          <w:spacing w:val="-2"/>
-          <w:lang w:val="ru-RU"/>
-        </w:rPr>
-        <w:t>накладаються</w:t>
-      </w:r>
-      <w:proofErr w:type="spellEnd"/>
-      <w:r>
-        <w:rPr>
-          <w:spacing w:val="-2"/>
-          <w:lang w:val="ru-RU"/>
-        </w:rPr>
-        <w:t>.</w:t>
-      </w:r>
-    </w:p>
-    <w:p>
-      <w:pPr>
-        <w:pStyle w:val="a3"/>
-        <w:ind w:firstLine="645"/>
-        <w:rPr>
-          <w:spacing w:val="-2"/>
-          <w:lang w:val="ru-RU"/>
-        </w:rPr>
-      </w:pPr>
-      <w:r>
-        <w:rPr>
+    </w:p>
+    <w:p>
+      <w:pPr>
+        <w:pStyle w:val="a3"/>
+        <w:ind w:firstLine="645"/>
+        <w:rPr>
+          <w:spacing w:val="-2"/>
+          <w:lang w:val="ru-RU"/>
+        </w:rPr>
+      </w:pPr>
+      <w:r>
+        <w:rPr>
+          <w:spacing w:val="-2"/>
+          <w:lang w:val="ru-RU"/>
+        </w:rPr>
+        <w:t>прокрутки й елементи не накладаються.</w:t>
+      </w:r>
+    </w:p>
+    <w:p>
+      <w:pPr>
+        <w:pStyle w:val="a3"/>
+        <w:ind w:firstLine="645"/>
+        <w:rPr>
+          <w:spacing w:val="-2"/>
+          <w:lang w:val="ru-RU"/>
+        </w:rPr>
+      </w:pPr>
+      <w:r>
+        <w:rPr>
+          <w:noProof/>
           <w:spacing w:val="-2"/>
           <w:lang w:val="ru-RU"/>
         </w:rPr>
@@ -4238,38 +2840,31 @@
         <w:rPr>
           <w:spacing w:val="-2"/>
         </w:rPr>
-        <w:t xml:space="preserve">Режим емуляції для </w:t>
-      </w:r>
-      <w:proofErr w:type="spellStart"/>
-      <w:r>
-        <w:rPr>
-          <w:spacing w:val="-2"/>
-        </w:rPr>
-        <w:t>мобілки</w:t>
-      </w:r>
-      <w:proofErr w:type="spellEnd"/>
-    </w:p>
-    <w:p>
-      <w:pPr>
-        <w:pStyle w:val="a3"/>
-        <w:ind w:firstLine="645"/>
-        <w:rPr>
-          <w:spacing w:val="-2"/>
-          <w:lang w:val="ru-RU"/>
-        </w:rPr>
-      </w:pPr>
-    </w:p>
-    <w:p>
-      <w:pPr>
-        <w:pStyle w:val="a3"/>
-        <w:ind w:firstLine="645"/>
-        <w:rPr>
-          <w:spacing w:val="-2"/>
-          <w:lang w:val="ru-RU"/>
-        </w:rPr>
-      </w:pPr>
-      <w:r>
-        <w:rPr>
+        <w:t>Режим емуляції для мобілки</w:t>
+      </w:r>
+    </w:p>
+    <w:p>
+      <w:pPr>
+        <w:pStyle w:val="a3"/>
+        <w:ind w:firstLine="645"/>
+        <w:rPr>
+          <w:spacing w:val="-2"/>
+          <w:lang w:val="ru-RU"/>
+        </w:rPr>
+      </w:pPr>
+    </w:p>
+    <w:p>
+      <w:pPr>
+        <w:pStyle w:val="a3"/>
+        <w:ind w:firstLine="645"/>
+        <w:rPr>
+          <w:spacing w:val="-2"/>
+          <w:lang w:val="ru-RU"/>
+        </w:rPr>
+      </w:pPr>
+      <w:r>
+        <w:rPr>
+          <w:noProof/>
           <w:spacing w:val="-2"/>
           <w:lang w:val="ru-RU"/>
         </w:rPr>
@@ -4324,45 +2919,21 @@
           <w:spacing w:val="-2"/>
           <w:lang w:val="ru-RU"/>
         </w:rPr>
-        <w:t xml:space="preserve">Рис 8.2 Режим </w:t>
-      </w:r>
-      <w:proofErr w:type="spellStart"/>
-      <w:r>
-        <w:rPr>
-          <w:spacing w:val="-2"/>
-          <w:lang w:val="ru-RU"/>
-        </w:rPr>
-        <w:t>емуляції</w:t>
-      </w:r>
-      <w:proofErr w:type="spellEnd"/>
-      <w:r>
-        <w:rPr>
-          <w:spacing w:val="-2"/>
-          <w:lang w:val="ru-RU"/>
-        </w:rPr>
-        <w:t xml:space="preserve"> </w:t>
-      </w:r>
-      <w:proofErr w:type="gramStart"/>
-      <w:r>
-        <w:rPr>
-          <w:spacing w:val="-2"/>
-          <w:lang w:val="ru-RU"/>
-        </w:rPr>
-        <w:t>для планшету</w:t>
-      </w:r>
-      <w:proofErr w:type="gramEnd"/>
-    </w:p>
-    <w:p>
-      <w:pPr>
-        <w:pStyle w:val="a3"/>
-        <w:ind w:firstLine="645"/>
-        <w:rPr>
-          <w:spacing w:val="-2"/>
-          <w:lang w:val="ru-RU"/>
-        </w:rPr>
-      </w:pPr>
-      <w:r>
-        <w:rPr>
+        <w:t>Рис 8.2 Режим емуляції для планшету</w:t>
+      </w:r>
+    </w:p>
+    <w:p>
+      <w:pPr>
+        <w:pStyle w:val="a3"/>
+        <w:ind w:firstLine="645"/>
+        <w:rPr>
+          <w:spacing w:val="-2"/>
+          <w:lang w:val="ru-RU"/>
+        </w:rPr>
+      </w:pPr>
+      <w:r>
+        <w:rPr>
+          <w:noProof/>
           <w:spacing w:val="-2"/>
           <w:lang w:val="ru-RU"/>
         </w:rPr>
@@ -4418,50 +2989,22 @@
           <w:spacing w:val="-2"/>
           <w:lang w:val="ru-RU"/>
         </w:rPr>
-        <w:t xml:space="preserve">Рис 8.3 Режим </w:t>
-      </w:r>
-      <w:proofErr w:type="spellStart"/>
-      <w:r>
-        <w:rPr>
-          <w:spacing w:val="-2"/>
-          <w:lang w:val="ru-RU"/>
-        </w:rPr>
-        <w:t>емуляції</w:t>
-      </w:r>
-      <w:proofErr w:type="spellEnd"/>
-      <w:r>
-        <w:rPr>
-          <w:spacing w:val="-2"/>
-          <w:lang w:val="ru-RU"/>
-        </w:rPr>
-        <w:t xml:space="preserve"> </w:t>
-      </w:r>
-      <w:proofErr w:type="gramStart"/>
-      <w:r>
-        <w:rPr>
-          <w:spacing w:val="-2"/>
-          <w:lang w:val="ru-RU"/>
-        </w:rPr>
-        <w:t>для десктопу</w:t>
-      </w:r>
-      <w:proofErr w:type="gramEnd"/>
-    </w:p>
-    <w:p>
-      <w:pPr>
-        <w:pStyle w:val="a3"/>
-        <w:rPr>
-          <w:spacing w:val="-2"/>
-          <w:lang w:val="ru-RU"/>
-        </w:rPr>
-      </w:pPr>
-    </w:p>
-    <w:p>
-      <w:pPr>
-        <w:pStyle w:val="a3"/>
-        <w:ind w:firstLine="645"/>
-        <w:rPr>
-          <w:lang w:val="ru-RU"/>
-        </w:rPr>
+        <w:t>Рис 8.3 Режим емуляції для десктопу</w:t>
+      </w:r>
+    </w:p>
+    <w:p>
+      <w:pPr>
+        <w:pStyle w:val="a3"/>
+        <w:rPr>
+          <w:spacing w:val="-2"/>
+          <w:lang w:val="ru-RU"/>
+        </w:rPr>
+      </w:pPr>
+    </w:p>
+    <w:p>
+      <w:pPr>
+        <w:pStyle w:val="a3"/>
+        <w:ind w:firstLine="645"/>
       </w:pPr>
       <w:r>
         <w:t>Крок 9. Зберегти зміни</w:t>
@@ -4471,72 +3014,82 @@
       <w:pPr>
         <w:pStyle w:val="a3"/>
         <w:ind w:firstLine="645"/>
-        <w:rPr>
-          <w:lang w:val="ru-RU"/>
-        </w:rPr>
-      </w:pPr>
-    </w:p>
-    <w:p>
-      <w:pPr>
-        <w:pStyle w:val="a3"/>
-        <w:ind w:firstLine="645"/>
-      </w:pPr>
-      <w:r>
-        <w:t xml:space="preserve">Переконайтеся, що немає використання </w:t>
-      </w:r>
-      <w:proofErr w:type="spellStart"/>
-      <w:r>
-        <w:t>float</w:t>
-      </w:r>
-      <w:proofErr w:type="spellEnd"/>
-      <w:r>
-        <w:t xml:space="preserve"> чи </w:t>
-      </w:r>
-      <w:proofErr w:type="spellStart"/>
-      <w:r>
-        <w:t>position</w:t>
-      </w:r>
-      <w:proofErr w:type="spellEnd"/>
-      <w:r>
-        <w:t xml:space="preserve">: </w:t>
-      </w:r>
-      <w:proofErr w:type="spellStart"/>
-      <w:r>
-        <w:t>absolute</w:t>
-      </w:r>
-      <w:proofErr w:type="spellEnd"/>
-      <w:r>
-        <w:t xml:space="preserve"> для основного макета (лише</w:t>
-      </w:r>
-    </w:p>
-    <w:p>
-      <w:pPr>
-        <w:pStyle w:val="a3"/>
-        <w:ind w:firstLine="645"/>
-      </w:pPr>
-      <w:proofErr w:type="spellStart"/>
-      <w:r>
-        <w:t>Flexbox</w:t>
-      </w:r>
-      <w:proofErr w:type="spellEnd"/>
-      <w:r>
-        <w:t>/</w:t>
-      </w:r>
-      <w:proofErr w:type="spellStart"/>
-      <w:r>
-        <w:t>Grid</w:t>
-      </w:r>
-      <w:proofErr w:type="spellEnd"/>
-      <w:r>
-        <w:t xml:space="preserve">); зробіть </w:t>
-      </w:r>
-      <w:proofErr w:type="spellStart"/>
-      <w:r>
-        <w:t>коміт</w:t>
-      </w:r>
-      <w:proofErr w:type="spellEnd"/>
-      <w:r>
-        <w:t xml:space="preserve"> з описовим повідомленням.</w:t>
+      </w:pPr>
+    </w:p>
+    <w:p>
+      <w:pPr>
+        <w:pStyle w:val="a3"/>
+        <w:ind w:firstLine="645"/>
+      </w:pPr>
+      <w:r>
+        <w:t>Переконайтеся, що немає використання float чи position: absolute для основного макета (лише</w:t>
+      </w:r>
+    </w:p>
+    <w:p>
+      <w:pPr>
+        <w:pStyle w:val="a3"/>
+        <w:ind w:firstLine="645"/>
+      </w:pPr>
+      <w:r>
+        <w:t>Flexbox/Grid); зробіть коміт з описовим повідомленням.</w:t>
+      </w:r>
+    </w:p>
+    <w:p>
+      <w:pPr>
+        <w:pStyle w:val="a3"/>
+        <w:ind w:firstLine="645"/>
+      </w:pPr>
+    </w:p>
+    <w:p>
+      <w:pPr>
+        <w:pStyle w:val="a3"/>
+        <w:ind w:firstLine="645"/>
+      </w:pPr>
+      <w:r>
+        <w:drawing>
+          <wp:inline distT="0" distB="0" distL="0" distR="0" wp14:anchorId="09A9731C" wp14:editId="1C53729B">
+            <wp:extent cx="6213475" cy="1631950"/>
+            <wp:effectExtent l="0" t="0" r="0" b="6350"/>
+            <wp:docPr id="2" name="Рисунок 2"/>
+            <wp:cNvGraphicFramePr>
+              <a:graphicFrameLocks xmlns:a="http://schemas.openxmlformats.org/drawingml/2006/main" noChangeAspect="1"/>
+            </wp:cNvGraphicFramePr>
+            <a:graphic xmlns:a="http://schemas.openxmlformats.org/drawingml/2006/main">
+              <a:graphicData uri="http://schemas.openxmlformats.org/drawingml/2006/picture">
+                <pic:pic xmlns:pic="http://schemas.openxmlformats.org/drawingml/2006/picture">
+                  <pic:nvPicPr>
+                    <pic:cNvPr id="1" name=""/>
+                    <pic:cNvPicPr/>
+                  </pic:nvPicPr>
+                  <pic:blipFill>
+                    <a:blip r:embed="rId16"/>
+                    <a:stretch>
+                      <a:fillRect/>
+                    </a:stretch>
+                  </pic:blipFill>
+                  <pic:spPr>
+                    <a:xfrm>
+                      <a:off x="0" y="0"/>
+                      <a:ext cx="6213475" cy="1631950"/>
+                    </a:xfrm>
+                    <a:prstGeom prst="rect">
+                      <a:avLst/>
+                    </a:prstGeom>
+                  </pic:spPr>
+                </pic:pic>
+              </a:graphicData>
+            </a:graphic>
+          </wp:inline>
+        </w:drawing>
+      </w:r>
+    </w:p>
+    <w:p>
+      <w:pPr>
+        <w:pStyle w:val="a3"/>
+        <w:ind w:firstLine="645"/>
+      </w:pPr>
+      <w:r>
+        <w:t>Рис. 9 Коміт програми з описовим повідомленням</w:t>
       </w:r>
     </w:p>
     <w:p>
@@ -4822,7 +3375,7 @@
         </w:rPr>
         <w:t xml:space="preserve">ПОСИЛАННЯ НА GITHUB: </w:t>
       </w:r>
-      <w:hyperlink r:id="rId16" w:history="1">
+      <w:hyperlink r:id="rId17" w:history="1">
         <w:r>
           <w:rPr>
             <w:rStyle w:val="a5"/>
@@ -4886,227 +3439,7 @@
           <w:szCs w:val="32"/>
           <w:lang w:val="ru-RU"/>
         </w:rPr>
-        <w:t xml:space="preserve">У </w:t>
-      </w:r>
-      <w:proofErr w:type="spellStart"/>
-      <w:r>
-        <w:rPr>
-          <w:rFonts w:eastAsia="Calibri"/>
-          <w:color w:val="1A1A1A"/>
-          <w:sz w:val="32"/>
-          <w:szCs w:val="32"/>
-          <w:lang w:val="ru-RU"/>
-        </w:rPr>
-        <w:t>результаті</w:t>
-      </w:r>
-      <w:proofErr w:type="spellEnd"/>
-      <w:r>
-        <w:rPr>
-          <w:rFonts w:eastAsia="Calibri"/>
-          <w:color w:val="1A1A1A"/>
-          <w:sz w:val="32"/>
-          <w:szCs w:val="32"/>
-          <w:lang w:val="ru-RU"/>
-        </w:rPr>
-        <w:t xml:space="preserve"> </w:t>
-      </w:r>
-      <w:proofErr w:type="spellStart"/>
-      <w:r>
-        <w:rPr>
-          <w:rFonts w:eastAsia="Calibri"/>
-          <w:color w:val="1A1A1A"/>
-          <w:sz w:val="32"/>
-          <w:szCs w:val="32"/>
-          <w:lang w:val="ru-RU"/>
-        </w:rPr>
-        <w:t>виконання</w:t>
-      </w:r>
-      <w:proofErr w:type="spellEnd"/>
-      <w:r>
-        <w:rPr>
-          <w:rFonts w:eastAsia="Calibri"/>
-          <w:color w:val="1A1A1A"/>
-          <w:sz w:val="32"/>
-          <w:szCs w:val="32"/>
-          <w:lang w:val="ru-RU"/>
-        </w:rPr>
-        <w:t xml:space="preserve"> </w:t>
-      </w:r>
-      <w:proofErr w:type="spellStart"/>
-      <w:r>
-        <w:rPr>
-          <w:rFonts w:eastAsia="Calibri"/>
-          <w:color w:val="1A1A1A"/>
-          <w:sz w:val="32"/>
-          <w:szCs w:val="32"/>
-          <w:lang w:val="ru-RU"/>
-        </w:rPr>
-        <w:t>практичної</w:t>
-      </w:r>
-      <w:proofErr w:type="spellEnd"/>
-      <w:r>
-        <w:rPr>
-          <w:rFonts w:eastAsia="Calibri"/>
-          <w:color w:val="1A1A1A"/>
-          <w:sz w:val="32"/>
-          <w:szCs w:val="32"/>
-          <w:lang w:val="ru-RU"/>
-        </w:rPr>
-        <w:t xml:space="preserve"> </w:t>
-      </w:r>
-      <w:proofErr w:type="spellStart"/>
-      <w:r>
-        <w:rPr>
-          <w:rFonts w:eastAsia="Calibri"/>
-          <w:color w:val="1A1A1A"/>
-          <w:sz w:val="32"/>
-          <w:szCs w:val="32"/>
-          <w:lang w:val="ru-RU"/>
-        </w:rPr>
-        <w:t>роботи</w:t>
-      </w:r>
-      <w:proofErr w:type="spellEnd"/>
-      <w:r>
-        <w:rPr>
-          <w:rFonts w:eastAsia="Calibri"/>
-          <w:color w:val="1A1A1A"/>
-          <w:sz w:val="32"/>
-          <w:szCs w:val="32"/>
-          <w:lang w:val="ru-RU"/>
-        </w:rPr>
-        <w:t xml:space="preserve"> верстку </w:t>
-      </w:r>
-      <w:proofErr w:type="spellStart"/>
-      <w:r>
-        <w:rPr>
-          <w:rFonts w:eastAsia="Calibri"/>
-          <w:color w:val="1A1A1A"/>
-          <w:sz w:val="32"/>
-          <w:szCs w:val="32"/>
-          <w:lang w:val="ru-RU"/>
-        </w:rPr>
-        <w:t>сторінки</w:t>
-      </w:r>
-      <w:proofErr w:type="spellEnd"/>
-      <w:r>
-        <w:rPr>
-          <w:rFonts w:eastAsia="Calibri"/>
-          <w:color w:val="1A1A1A"/>
-          <w:sz w:val="32"/>
-          <w:szCs w:val="32"/>
-          <w:lang w:val="ru-RU"/>
-        </w:rPr>
-        <w:t xml:space="preserve"> «Список </w:t>
-      </w:r>
-      <w:proofErr w:type="spellStart"/>
-      <w:r>
-        <w:rPr>
-          <w:rFonts w:eastAsia="Calibri"/>
-          <w:color w:val="1A1A1A"/>
-          <w:sz w:val="32"/>
-          <w:szCs w:val="32"/>
-          <w:lang w:val="ru-RU"/>
-        </w:rPr>
-        <w:t>бажань</w:t>
-      </w:r>
-      <w:proofErr w:type="spellEnd"/>
-      <w:r>
-        <w:rPr>
-          <w:rFonts w:eastAsia="Calibri"/>
-          <w:color w:val="1A1A1A"/>
-          <w:sz w:val="32"/>
-          <w:szCs w:val="32"/>
-          <w:lang w:val="ru-RU"/>
-        </w:rPr>
-        <w:t xml:space="preserve">» переведено на </w:t>
-      </w:r>
-      <w:proofErr w:type="spellStart"/>
-      <w:r>
-        <w:rPr>
-          <w:rFonts w:eastAsia="Calibri"/>
-          <w:color w:val="1A1A1A"/>
-          <w:sz w:val="32"/>
-          <w:szCs w:val="32"/>
-          <w:lang w:val="ru-RU"/>
-        </w:rPr>
-        <w:t>сучасні</w:t>
-      </w:r>
-      <w:proofErr w:type="spellEnd"/>
-      <w:r>
-        <w:rPr>
-          <w:rFonts w:eastAsia="Calibri"/>
-          <w:color w:val="1A1A1A"/>
-          <w:sz w:val="32"/>
-          <w:szCs w:val="32"/>
-          <w:lang w:val="ru-RU"/>
-        </w:rPr>
-        <w:t xml:space="preserve"> </w:t>
-      </w:r>
-      <w:proofErr w:type="spellStart"/>
-      <w:r>
-        <w:rPr>
-          <w:rFonts w:eastAsia="Calibri"/>
-          <w:color w:val="1A1A1A"/>
-          <w:sz w:val="32"/>
-          <w:szCs w:val="32"/>
-          <w:lang w:val="ru-RU"/>
-        </w:rPr>
-        <w:t>механізми</w:t>
-      </w:r>
-      <w:proofErr w:type="spellEnd"/>
-      <w:r>
-        <w:rPr>
-          <w:rFonts w:eastAsia="Calibri"/>
-          <w:color w:val="1A1A1A"/>
-          <w:sz w:val="32"/>
-          <w:szCs w:val="32"/>
-          <w:lang w:val="ru-RU"/>
-        </w:rPr>
-        <w:t xml:space="preserve"> </w:t>
-      </w:r>
-      <w:proofErr w:type="spellStart"/>
-      <w:r>
-        <w:rPr>
-          <w:rFonts w:eastAsia="Calibri"/>
-          <w:color w:val="1A1A1A"/>
-          <w:sz w:val="32"/>
-          <w:szCs w:val="32"/>
-          <w:lang w:val="ru-RU"/>
-        </w:rPr>
-        <w:t>розташування</w:t>
-      </w:r>
-      <w:proofErr w:type="spellEnd"/>
-      <w:r>
-        <w:rPr>
-          <w:rFonts w:eastAsia="Calibri"/>
-          <w:color w:val="1A1A1A"/>
-          <w:sz w:val="32"/>
-          <w:szCs w:val="32"/>
-          <w:lang w:val="ru-RU"/>
-        </w:rPr>
-        <w:t xml:space="preserve"> </w:t>
-      </w:r>
-      <w:proofErr w:type="spellStart"/>
-      <w:r>
-        <w:rPr>
-          <w:rFonts w:eastAsia="Calibri"/>
-          <w:color w:val="1A1A1A"/>
-          <w:sz w:val="32"/>
-          <w:szCs w:val="32"/>
-          <w:lang w:val="ru-RU"/>
-        </w:rPr>
-        <w:t>елементів</w:t>
-      </w:r>
-      <w:proofErr w:type="spellEnd"/>
-      <w:r>
-        <w:rPr>
-          <w:rFonts w:eastAsia="Calibri"/>
-          <w:color w:val="1A1A1A"/>
-          <w:sz w:val="32"/>
-          <w:szCs w:val="32"/>
-          <w:lang w:val="ru-RU"/>
-        </w:rPr>
-        <w:t xml:space="preserve">. </w:t>
+        <w:t xml:space="preserve">У результаті виконання практичної роботи верстку сторінки «Список бажань» переведено на сучасні механізми розташування елементів. </w:t>
       </w:r>
       <w:r>
         <w:rPr>
@@ -5126,95 +3459,7 @@
           <w:szCs w:val="32"/>
           <w:lang w:val="ru-RU"/>
         </w:rPr>
-        <w:t xml:space="preserve"> </w:t>
-      </w:r>
-      <w:proofErr w:type="spellStart"/>
-      <w:r>
-        <w:rPr>
-          <w:rFonts w:eastAsia="Calibri"/>
-          <w:color w:val="1A1A1A"/>
-          <w:sz w:val="32"/>
-          <w:szCs w:val="32"/>
-          <w:lang w:val="ru-RU"/>
-        </w:rPr>
-        <w:t>застосовано</w:t>
-      </w:r>
-      <w:proofErr w:type="spellEnd"/>
-      <w:r>
-        <w:rPr>
-          <w:rFonts w:eastAsia="Calibri"/>
-          <w:color w:val="1A1A1A"/>
-          <w:sz w:val="32"/>
-          <w:szCs w:val="32"/>
-          <w:lang w:val="ru-RU"/>
-        </w:rPr>
-        <w:t xml:space="preserve"> для </w:t>
-      </w:r>
-      <w:proofErr w:type="spellStart"/>
-      <w:r>
-        <w:rPr>
-          <w:rFonts w:eastAsia="Calibri"/>
-          <w:color w:val="1A1A1A"/>
-          <w:sz w:val="32"/>
-          <w:szCs w:val="32"/>
-          <w:lang w:val="ru-RU"/>
-        </w:rPr>
-        <w:t>одновимірних</w:t>
-      </w:r>
-      <w:proofErr w:type="spellEnd"/>
-      <w:r>
-        <w:rPr>
-          <w:rFonts w:eastAsia="Calibri"/>
-          <w:color w:val="1A1A1A"/>
-          <w:sz w:val="32"/>
-          <w:szCs w:val="32"/>
-          <w:lang w:val="ru-RU"/>
-        </w:rPr>
-        <w:t xml:space="preserve"> </w:t>
-      </w:r>
-      <w:proofErr w:type="spellStart"/>
-      <w:r>
-        <w:rPr>
-          <w:rFonts w:eastAsia="Calibri"/>
-          <w:color w:val="1A1A1A"/>
-          <w:sz w:val="32"/>
-          <w:szCs w:val="32"/>
-          <w:lang w:val="ru-RU"/>
-        </w:rPr>
-        <w:t>елементів</w:t>
-      </w:r>
-      <w:proofErr w:type="spellEnd"/>
-      <w:r>
-        <w:rPr>
-          <w:rFonts w:eastAsia="Calibri"/>
-          <w:color w:val="1A1A1A"/>
-          <w:sz w:val="32"/>
-          <w:szCs w:val="32"/>
-          <w:lang w:val="ru-RU"/>
-        </w:rPr>
-        <w:t xml:space="preserve"> - шапки та </w:t>
-      </w:r>
-      <w:proofErr w:type="spellStart"/>
-      <w:r>
-        <w:rPr>
-          <w:rFonts w:eastAsia="Calibri"/>
-          <w:color w:val="1A1A1A"/>
-          <w:sz w:val="32"/>
-          <w:szCs w:val="32"/>
-          <w:lang w:val="ru-RU"/>
-        </w:rPr>
-        <w:t>навігації</w:t>
-      </w:r>
-      <w:proofErr w:type="spellEnd"/>
-      <w:r>
-        <w:rPr>
-          <w:rFonts w:eastAsia="Calibri"/>
-          <w:color w:val="1A1A1A"/>
-          <w:sz w:val="32"/>
-          <w:szCs w:val="32"/>
-          <w:lang w:val="ru-RU"/>
-        </w:rPr>
-        <w:t xml:space="preserve">, а </w:t>
+        <w:t xml:space="preserve"> застосовано для одновимірних елементів - шапки та навігації, а </w:t>
       </w:r>
       <w:r>
         <w:rPr>
@@ -5254,205 +3499,7 @@
           <w:szCs w:val="32"/>
           <w:lang w:val="ru-RU"/>
         </w:rPr>
-        <w:t xml:space="preserve"> - для </w:t>
-      </w:r>
-      <w:proofErr w:type="spellStart"/>
-      <w:r>
-        <w:rPr>
-          <w:rFonts w:eastAsia="Calibri"/>
-          <w:color w:val="1A1A1A"/>
-          <w:sz w:val="32"/>
-          <w:szCs w:val="32"/>
-          <w:lang w:val="ru-RU"/>
-        </w:rPr>
-        <w:t>двовимірних</w:t>
-      </w:r>
-      <w:proofErr w:type="spellEnd"/>
-      <w:r>
-        <w:rPr>
-          <w:rFonts w:eastAsia="Calibri"/>
-          <w:color w:val="1A1A1A"/>
-          <w:sz w:val="32"/>
-          <w:szCs w:val="32"/>
-          <w:lang w:val="ru-RU"/>
-        </w:rPr>
-        <w:t xml:space="preserve"> структур: </w:t>
-      </w:r>
-      <w:proofErr w:type="spellStart"/>
-      <w:r>
-        <w:rPr>
-          <w:rFonts w:eastAsia="Calibri"/>
-          <w:color w:val="1A1A1A"/>
-          <w:sz w:val="32"/>
-          <w:szCs w:val="32"/>
-          <w:lang w:val="ru-RU"/>
-        </w:rPr>
-        <w:t>галереї</w:t>
-      </w:r>
-      <w:proofErr w:type="spellEnd"/>
-      <w:r>
-        <w:rPr>
-          <w:rFonts w:eastAsia="Calibri"/>
-          <w:color w:val="1A1A1A"/>
-          <w:sz w:val="32"/>
-          <w:szCs w:val="32"/>
-          <w:lang w:val="ru-RU"/>
-        </w:rPr>
-        <w:t xml:space="preserve"> </w:t>
-      </w:r>
-      <w:proofErr w:type="spellStart"/>
-      <w:r>
-        <w:rPr>
-          <w:rFonts w:eastAsia="Calibri"/>
-          <w:color w:val="1A1A1A"/>
-          <w:sz w:val="32"/>
-          <w:szCs w:val="32"/>
-          <w:lang w:val="ru-RU"/>
-        </w:rPr>
-        <w:t>карток</w:t>
-      </w:r>
-      <w:proofErr w:type="spellEnd"/>
-      <w:r>
-        <w:rPr>
-          <w:rFonts w:eastAsia="Calibri"/>
-          <w:color w:val="1A1A1A"/>
-          <w:sz w:val="32"/>
-          <w:szCs w:val="32"/>
-          <w:lang w:val="ru-RU"/>
-        </w:rPr>
-        <w:t xml:space="preserve"> і макета </w:t>
-      </w:r>
-      <w:proofErr w:type="spellStart"/>
-      <w:r>
-        <w:rPr>
-          <w:rFonts w:eastAsia="Calibri"/>
-          <w:color w:val="1A1A1A"/>
-          <w:sz w:val="32"/>
-          <w:szCs w:val="32"/>
-          <w:lang w:val="ru-RU"/>
-        </w:rPr>
-        <w:t>сторінки</w:t>
-      </w:r>
-      <w:proofErr w:type="spellEnd"/>
-      <w:r>
-        <w:rPr>
-          <w:rFonts w:eastAsia="Calibri"/>
-          <w:color w:val="1A1A1A"/>
-          <w:sz w:val="32"/>
-          <w:szCs w:val="32"/>
-          <w:lang w:val="ru-RU"/>
-        </w:rPr>
-        <w:t xml:space="preserve"> з </w:t>
-      </w:r>
-      <w:proofErr w:type="spellStart"/>
-      <w:r>
-        <w:rPr>
-          <w:rFonts w:eastAsia="Calibri"/>
-          <w:color w:val="1A1A1A"/>
-          <w:sz w:val="32"/>
-          <w:szCs w:val="32"/>
-          <w:lang w:val="ru-RU"/>
-        </w:rPr>
-        <w:t>основним</w:t>
-      </w:r>
-      <w:proofErr w:type="spellEnd"/>
-      <w:r>
-        <w:rPr>
-          <w:rFonts w:eastAsia="Calibri"/>
-          <w:color w:val="1A1A1A"/>
-          <w:sz w:val="32"/>
-          <w:szCs w:val="32"/>
-          <w:lang w:val="ru-RU"/>
-        </w:rPr>
-        <w:t xml:space="preserve"> </w:t>
-      </w:r>
-      <w:proofErr w:type="spellStart"/>
-      <w:r>
-        <w:rPr>
-          <w:rFonts w:eastAsia="Calibri"/>
-          <w:color w:val="1A1A1A"/>
-          <w:sz w:val="32"/>
-          <w:szCs w:val="32"/>
-          <w:lang w:val="ru-RU"/>
-        </w:rPr>
-        <w:t>вмістом</w:t>
-      </w:r>
-      <w:proofErr w:type="spellEnd"/>
-      <w:r>
-        <w:rPr>
-          <w:rFonts w:eastAsia="Calibri"/>
-          <w:color w:val="1A1A1A"/>
-          <w:sz w:val="32"/>
-          <w:szCs w:val="32"/>
-          <w:lang w:val="ru-RU"/>
-        </w:rPr>
-        <w:t xml:space="preserve"> та </w:t>
-      </w:r>
-      <w:proofErr w:type="spellStart"/>
-      <w:r>
-        <w:rPr>
-          <w:rFonts w:eastAsia="Calibri"/>
-          <w:color w:val="1A1A1A"/>
-          <w:sz w:val="32"/>
-          <w:szCs w:val="32"/>
-          <w:lang w:val="ru-RU"/>
-        </w:rPr>
-        <w:t>бічною</w:t>
-      </w:r>
-      <w:proofErr w:type="spellEnd"/>
-      <w:r>
-        <w:rPr>
-          <w:rFonts w:eastAsia="Calibri"/>
-          <w:color w:val="1A1A1A"/>
-          <w:sz w:val="32"/>
-          <w:szCs w:val="32"/>
-          <w:lang w:val="ru-RU"/>
-        </w:rPr>
-        <w:t xml:space="preserve"> </w:t>
-      </w:r>
-      <w:proofErr w:type="spellStart"/>
-      <w:r>
-        <w:rPr>
-          <w:rFonts w:eastAsia="Calibri"/>
-          <w:color w:val="1A1A1A"/>
-          <w:sz w:val="32"/>
-          <w:szCs w:val="32"/>
-          <w:lang w:val="ru-RU"/>
-        </w:rPr>
-        <w:t>панеллю</w:t>
-      </w:r>
-      <w:proofErr w:type="spellEnd"/>
-      <w:r>
-        <w:rPr>
-          <w:rFonts w:eastAsia="Calibri"/>
-          <w:color w:val="1A1A1A"/>
-          <w:sz w:val="32"/>
-          <w:szCs w:val="32"/>
-          <w:lang w:val="ru-RU"/>
-        </w:rPr>
-        <w:t xml:space="preserve">. За </w:t>
-      </w:r>
-      <w:proofErr w:type="spellStart"/>
-      <w:r>
-        <w:rPr>
-          <w:rFonts w:eastAsia="Calibri"/>
-          <w:color w:val="1A1A1A"/>
-          <w:sz w:val="32"/>
-          <w:szCs w:val="32"/>
-          <w:lang w:val="ru-RU"/>
-        </w:rPr>
-        <w:t>підходом</w:t>
-      </w:r>
-      <w:proofErr w:type="spellEnd"/>
-      <w:r>
-        <w:rPr>
-          <w:rFonts w:eastAsia="Calibri"/>
-          <w:color w:val="1A1A1A"/>
-          <w:sz w:val="32"/>
-          <w:szCs w:val="32"/>
-          <w:lang w:val="ru-RU"/>
-        </w:rPr>
-        <w:t xml:space="preserve"> </w:t>
+        <w:t xml:space="preserve"> - для двовимірних структур: галереї карток і макета сторінки з основним вмістом та бічною панеллю. За підходом </w:t>
       </w:r>
       <w:r>
         <w:rPr>
@@ -5492,163 +3539,8 @@
           <w:szCs w:val="32"/>
           <w:lang w:val="ru-RU"/>
         </w:rPr>
-        <w:t xml:space="preserve"> </w:t>
-      </w:r>
-      <w:proofErr w:type="spellStart"/>
-      <w:r>
-        <w:rPr>
-          <w:rFonts w:eastAsia="Calibri"/>
-          <w:color w:val="1A1A1A"/>
-          <w:sz w:val="32"/>
-          <w:szCs w:val="32"/>
-          <w:lang w:val="ru-RU"/>
-        </w:rPr>
-        <w:t>базові</w:t>
-      </w:r>
-      <w:proofErr w:type="spellEnd"/>
-      <w:r>
-        <w:rPr>
-          <w:rFonts w:eastAsia="Calibri"/>
-          <w:color w:val="1A1A1A"/>
-          <w:sz w:val="32"/>
-          <w:szCs w:val="32"/>
-          <w:lang w:val="ru-RU"/>
-        </w:rPr>
-        <w:t xml:space="preserve"> </w:t>
-      </w:r>
-      <w:proofErr w:type="spellStart"/>
-      <w:r>
-        <w:rPr>
-          <w:rFonts w:eastAsia="Calibri"/>
-          <w:color w:val="1A1A1A"/>
-          <w:sz w:val="32"/>
-          <w:szCs w:val="32"/>
-          <w:lang w:val="ru-RU"/>
-        </w:rPr>
-        <w:t>стилі</w:t>
-      </w:r>
-      <w:proofErr w:type="spellEnd"/>
-      <w:r>
-        <w:rPr>
-          <w:rFonts w:eastAsia="Calibri"/>
-          <w:color w:val="1A1A1A"/>
-          <w:sz w:val="32"/>
-          <w:szCs w:val="32"/>
-          <w:lang w:val="ru-RU"/>
-        </w:rPr>
-        <w:t xml:space="preserve"> </w:t>
-      </w:r>
-      <w:proofErr w:type="spellStart"/>
-      <w:r>
-        <w:rPr>
-          <w:rFonts w:eastAsia="Calibri"/>
-          <w:color w:val="1A1A1A"/>
-          <w:sz w:val="32"/>
-          <w:szCs w:val="32"/>
-          <w:lang w:val="ru-RU"/>
-        </w:rPr>
-        <w:t>описують</w:t>
-      </w:r>
-      <w:proofErr w:type="spellEnd"/>
-      <w:r>
-        <w:rPr>
-          <w:rFonts w:eastAsia="Calibri"/>
-          <w:color w:val="1A1A1A"/>
-          <w:sz w:val="32"/>
-          <w:szCs w:val="32"/>
-          <w:lang w:val="ru-RU"/>
-        </w:rPr>
-        <w:t xml:space="preserve"> </w:t>
-      </w:r>
-      <w:proofErr w:type="spellStart"/>
-      <w:r>
-        <w:rPr>
-          <w:rFonts w:eastAsia="Calibri"/>
-          <w:color w:val="1A1A1A"/>
-          <w:sz w:val="32"/>
-          <w:szCs w:val="32"/>
-          <w:lang w:val="ru-RU"/>
-        </w:rPr>
-        <w:t>найпростіший</w:t>
-      </w:r>
-      <w:proofErr w:type="spellEnd"/>
-      <w:r>
-        <w:rPr>
-          <w:rFonts w:eastAsia="Calibri"/>
-          <w:color w:val="1A1A1A"/>
-          <w:sz w:val="32"/>
-          <w:szCs w:val="32"/>
-          <w:lang w:val="ru-RU"/>
-        </w:rPr>
-        <w:t xml:space="preserve"> </w:t>
-      </w:r>
-      <w:proofErr w:type="spellStart"/>
-      <w:r>
-        <w:rPr>
-          <w:rFonts w:eastAsia="Calibri"/>
-          <w:color w:val="1A1A1A"/>
-          <w:sz w:val="32"/>
-          <w:szCs w:val="32"/>
-          <w:lang w:val="ru-RU"/>
-        </w:rPr>
-        <w:t>мобільний</w:t>
-      </w:r>
-      <w:proofErr w:type="spellEnd"/>
-      <w:r>
-        <w:rPr>
-          <w:rFonts w:eastAsia="Calibri"/>
-          <w:color w:val="1A1A1A"/>
-          <w:sz w:val="32"/>
-          <w:szCs w:val="32"/>
-          <w:lang w:val="ru-RU"/>
-        </w:rPr>
-        <w:t xml:space="preserve"> </w:t>
-      </w:r>
-      <w:proofErr w:type="spellStart"/>
-      <w:r>
-        <w:rPr>
-          <w:rFonts w:eastAsia="Calibri"/>
-          <w:color w:val="1A1A1A"/>
-          <w:sz w:val="32"/>
-          <w:szCs w:val="32"/>
-          <w:lang w:val="ru-RU"/>
-        </w:rPr>
-        <w:t>вигляд</w:t>
-      </w:r>
-      <w:proofErr w:type="spellEnd"/>
-      <w:r>
-        <w:rPr>
-          <w:rFonts w:eastAsia="Calibri"/>
-          <w:color w:val="1A1A1A"/>
-          <w:sz w:val="32"/>
-          <w:szCs w:val="32"/>
-          <w:lang w:val="ru-RU"/>
-        </w:rPr>
-        <w:t xml:space="preserve">, а </w:t>
-      </w:r>
-      <w:proofErr w:type="spellStart"/>
-      <w:r>
-        <w:rPr>
-          <w:rFonts w:eastAsia="Calibri"/>
-          <w:color w:val="1A1A1A"/>
-          <w:sz w:val="32"/>
-          <w:szCs w:val="32"/>
-          <w:lang w:val="ru-RU"/>
-        </w:rPr>
-        <w:t>медіа-запити</w:t>
-      </w:r>
-      <w:proofErr w:type="spellEnd"/>
-      <w:r>
-        <w:rPr>
-          <w:rFonts w:eastAsia="Calibri"/>
-          <w:color w:val="1A1A1A"/>
-          <w:sz w:val="32"/>
-          <w:szCs w:val="32"/>
-          <w:lang w:val="ru-RU"/>
-        </w:rPr>
-        <w:t xml:space="preserve"> для планшета (600</w:t>
-      </w:r>
-      <w:proofErr w:type="spellStart"/>
+        <w:t xml:space="preserve"> базові стилі описують найпростіший мобільний вигляд, а медіа-запити для планшета (600</w:t>
+      </w:r>
       <w:r>
         <w:rPr>
           <w:rFonts w:eastAsia="Calibri"/>
@@ -5659,7 +3551,6 @@
         </w:rPr>
         <w:t>px</w:t>
       </w:r>
-      <w:proofErr w:type="spellEnd"/>
       <w:r>
         <w:rPr>
           <w:rFonts w:eastAsia="Calibri"/>
@@ -5670,7 +3561,6 @@
         </w:rPr>
         <w:t>) і десктопа (1024</w:t>
       </w:r>
-      <w:proofErr w:type="spellStart"/>
       <w:r>
         <w:rPr>
           <w:rFonts w:eastAsia="Calibri"/>
@@ -5681,7 +3571,6 @@
         </w:rPr>
         <w:t>px</w:t>
       </w:r>
-      <w:proofErr w:type="spellEnd"/>
       <w:r>
         <w:rPr>
           <w:rFonts w:eastAsia="Calibri"/>
@@ -5690,205 +3579,7 @@
           <w:szCs w:val="32"/>
           <w:lang w:val="ru-RU"/>
         </w:rPr>
-        <w:t xml:space="preserve">) </w:t>
-      </w:r>
-      <w:proofErr w:type="spellStart"/>
-      <w:r>
-        <w:rPr>
-          <w:rFonts w:eastAsia="Calibri"/>
-          <w:color w:val="1A1A1A"/>
-          <w:sz w:val="32"/>
-          <w:szCs w:val="32"/>
-          <w:lang w:val="ru-RU"/>
-        </w:rPr>
-        <w:t>прогресивно</w:t>
-      </w:r>
-      <w:proofErr w:type="spellEnd"/>
-      <w:r>
-        <w:rPr>
-          <w:rFonts w:eastAsia="Calibri"/>
-          <w:color w:val="1A1A1A"/>
-          <w:sz w:val="32"/>
-          <w:szCs w:val="32"/>
-          <w:lang w:val="ru-RU"/>
-        </w:rPr>
-        <w:t xml:space="preserve"> </w:t>
-      </w:r>
-      <w:proofErr w:type="spellStart"/>
-      <w:r>
-        <w:rPr>
-          <w:rFonts w:eastAsia="Calibri"/>
-          <w:color w:val="1A1A1A"/>
-          <w:sz w:val="32"/>
-          <w:szCs w:val="32"/>
-          <w:lang w:val="ru-RU"/>
-        </w:rPr>
-        <w:t>ускладнюють</w:t>
-      </w:r>
-      <w:proofErr w:type="spellEnd"/>
-      <w:r>
-        <w:rPr>
-          <w:rFonts w:eastAsia="Calibri"/>
-          <w:color w:val="1A1A1A"/>
-          <w:sz w:val="32"/>
-          <w:szCs w:val="32"/>
-          <w:lang w:val="ru-RU"/>
-        </w:rPr>
-        <w:t xml:space="preserve"> макет. </w:t>
-      </w:r>
-      <w:proofErr w:type="spellStart"/>
-      <w:r>
-        <w:rPr>
-          <w:rFonts w:eastAsia="Calibri"/>
-          <w:color w:val="1A1A1A"/>
-          <w:sz w:val="32"/>
-          <w:szCs w:val="32"/>
-          <w:lang w:val="ru-RU"/>
-        </w:rPr>
-        <w:t>Сторінка</w:t>
-      </w:r>
-      <w:proofErr w:type="spellEnd"/>
-      <w:r>
-        <w:rPr>
-          <w:rFonts w:eastAsia="Calibri"/>
-          <w:color w:val="1A1A1A"/>
-          <w:sz w:val="32"/>
-          <w:szCs w:val="32"/>
-          <w:lang w:val="ru-RU"/>
-        </w:rPr>
-        <w:t xml:space="preserve"> </w:t>
-      </w:r>
-      <w:proofErr w:type="spellStart"/>
-      <w:r>
-        <w:rPr>
-          <w:rFonts w:eastAsia="Calibri"/>
-          <w:color w:val="1A1A1A"/>
-          <w:sz w:val="32"/>
-          <w:szCs w:val="32"/>
-          <w:lang w:val="ru-RU"/>
-        </w:rPr>
-        <w:t>коректно</w:t>
-      </w:r>
-      <w:proofErr w:type="spellEnd"/>
-      <w:r>
-        <w:rPr>
-          <w:rFonts w:eastAsia="Calibri"/>
-          <w:color w:val="1A1A1A"/>
-          <w:sz w:val="32"/>
-          <w:szCs w:val="32"/>
-          <w:lang w:val="ru-RU"/>
-        </w:rPr>
-        <w:t xml:space="preserve"> </w:t>
-      </w:r>
-      <w:proofErr w:type="spellStart"/>
-      <w:r>
-        <w:rPr>
-          <w:rFonts w:eastAsia="Calibri"/>
-          <w:color w:val="1A1A1A"/>
-          <w:sz w:val="32"/>
-          <w:szCs w:val="32"/>
-          <w:lang w:val="ru-RU"/>
-        </w:rPr>
-        <w:t>відображається</w:t>
-      </w:r>
-      <w:proofErr w:type="spellEnd"/>
-      <w:r>
-        <w:rPr>
-          <w:rFonts w:eastAsia="Calibri"/>
-          <w:color w:val="1A1A1A"/>
-          <w:sz w:val="32"/>
-          <w:szCs w:val="32"/>
-          <w:lang w:val="ru-RU"/>
-        </w:rPr>
-        <w:t xml:space="preserve"> на </w:t>
-      </w:r>
-      <w:proofErr w:type="spellStart"/>
-      <w:r>
-        <w:rPr>
-          <w:rFonts w:eastAsia="Calibri"/>
-          <w:color w:val="1A1A1A"/>
-          <w:sz w:val="32"/>
-          <w:szCs w:val="32"/>
-          <w:lang w:val="ru-RU"/>
-        </w:rPr>
-        <w:t>екранах</w:t>
-      </w:r>
-      <w:proofErr w:type="spellEnd"/>
-      <w:r>
-        <w:rPr>
-          <w:rFonts w:eastAsia="Calibri"/>
-          <w:color w:val="1A1A1A"/>
-          <w:sz w:val="32"/>
-          <w:szCs w:val="32"/>
-          <w:lang w:val="ru-RU"/>
-        </w:rPr>
-        <w:t xml:space="preserve"> </w:t>
-      </w:r>
-      <w:proofErr w:type="spellStart"/>
-      <w:r>
-        <w:rPr>
-          <w:rFonts w:eastAsia="Calibri"/>
-          <w:color w:val="1A1A1A"/>
-          <w:sz w:val="32"/>
-          <w:szCs w:val="32"/>
-          <w:lang w:val="ru-RU"/>
-        </w:rPr>
-        <w:t>різної</w:t>
-      </w:r>
-      <w:proofErr w:type="spellEnd"/>
-      <w:r>
-        <w:rPr>
-          <w:rFonts w:eastAsia="Calibri"/>
-          <w:color w:val="1A1A1A"/>
-          <w:sz w:val="32"/>
-          <w:szCs w:val="32"/>
-          <w:lang w:val="ru-RU"/>
-        </w:rPr>
-        <w:t xml:space="preserve"> </w:t>
-      </w:r>
-      <w:proofErr w:type="spellStart"/>
-      <w:r>
-        <w:rPr>
-          <w:rFonts w:eastAsia="Calibri"/>
-          <w:color w:val="1A1A1A"/>
-          <w:sz w:val="32"/>
-          <w:szCs w:val="32"/>
-          <w:lang w:val="ru-RU"/>
-        </w:rPr>
-        <w:t>ширини</w:t>
-      </w:r>
-      <w:proofErr w:type="spellEnd"/>
-      <w:r>
-        <w:rPr>
-          <w:rFonts w:eastAsia="Calibri"/>
-          <w:color w:val="1A1A1A"/>
-          <w:sz w:val="32"/>
-          <w:szCs w:val="32"/>
-          <w:lang w:val="ru-RU"/>
-        </w:rPr>
-        <w:t xml:space="preserve"> без </w:t>
-      </w:r>
-      <w:proofErr w:type="spellStart"/>
-      <w:r>
-        <w:rPr>
-          <w:rFonts w:eastAsia="Calibri"/>
-          <w:color w:val="1A1A1A"/>
-          <w:sz w:val="32"/>
-          <w:szCs w:val="32"/>
-          <w:lang w:val="ru-RU"/>
-        </w:rPr>
-        <w:t>горизонтальної</w:t>
-      </w:r>
-      <w:proofErr w:type="spellEnd"/>
-      <w:r>
-        <w:rPr>
-          <w:rFonts w:eastAsia="Calibri"/>
-          <w:color w:val="1A1A1A"/>
-          <w:sz w:val="32"/>
-          <w:szCs w:val="32"/>
-          <w:lang w:val="ru-RU"/>
-        </w:rPr>
-        <w:t xml:space="preserve"> прокрутки.</w:t>
+        <w:t>) прогресивно ускладнюють макет. Сторінка коректно відображається на екранах різної ширини без горизонтальної прокрутки.</w:t>
       </w:r>
     </w:p>
     <w:p>
@@ -6921,6 +4612,7 @@
   <w:style w:type="character" w:default="1" w:styleId="a0">
     <w:name w:val="Default Paragraph Font"/>
     <w:uiPriority w:val="1"/>
+    <w:semiHidden/>
     <w:unhideWhenUsed/>
   </w:style>
   <w:style w:type="table" w:default="1" w:styleId="a1">
